--- a/_SAMPLES_ENTREGAVEIS/four_d_report/sample-four-d-report-v1.0.0.docx
+++ b/_SAMPLES_ENTREGAVEIS/four_d_report/sample-four-d-report-v1.0.0.docx
@@ -7,7 +7,16 @@
         <w:pStyle w:val="Title"/>
       </w:pPr>
       <w:r>
-        <w:t>EXEMPLO FICTÍCIO — Four D Report</w:t>
+        <w:t>EXEMPLO FICTÍCIO — Solicitações com informações incompletas</w:t>
+      </w:r>
+    </w:p>
+    <w:p>
+      <w:r>
+        <w:rPr>
+          <w:color w:val="586EA4"/>
+          <w:sz w:val="15"/>
+        </w:rPr>
+        <w:t>ID sample-four-d-report · versão 1.0.0 · Completo</w:t>
       </w:r>
     </w:p>
     <w:p>
@@ -507,6 +516,11 @@
         <w:t>Fontes: FIC-01</w:t>
       </w:r>
     </w:p>
+    <w:p>
+      <w:r>
+        <w:t>O que a priorização permite concluir</w:t>
+      </w:r>
+    </w:p>
     <w:tbl>
       <w:tblPr>
         <w:tblStyle w:val="TableGrid"/>

--- a/_SAMPLES_ENTREGAVEIS/four_d_report/sample-four-d-report-v1.0.0.docx
+++ b/_SAMPLES_ENTREGAVEIS/four_d_report/sample-four-d-report-v1.0.0.docx
@@ -795,6 +795,9 @@
       <w:jc w:val="right"/>
     </w:pPr>
     <w:r>
+      <w:t xml:space="preserve">RELATÓRIO 4D    </w:t>
+    </w:r>
+    <w:r>
       <w:drawing>
         <wp:inline xmlns:a="http://schemas.openxmlformats.org/drawingml/2006/main" xmlns:pic="http://schemas.openxmlformats.org/drawingml/2006/picture">
           <wp:extent cx="1152000" cy="431878"/>
@@ -1196,7 +1199,7 @@
     <w:qFormat/>
     <w:rsid w:val="00FC693F"/>
     <w:rPr>
-      <w:rFonts w:ascii="Roboto" w:hAnsi="Roboto"/>
+      <w:rFonts w:ascii="Montserrat" w:hAnsi="Montserrat"/>
       <w:sz w:val="19"/>
     </w:rPr>
   </w:style>

--- a/_SAMPLES_ENTREGAVEIS/four_d_report/sample-four-d-report-v1.0.0.docx
+++ b/_SAMPLES_ENTREGAVEIS/four_d_report/sample-four-d-report-v1.0.0.docx
@@ -7,7 +7,7 @@
         <w:pStyle w:val="Title"/>
       </w:pPr>
       <w:r>
-        <w:t>EXEMPLO FICTÍCIO — Solicitações com informações incompletas</w:t>
+        <w:t>EXEMPLO FICTÍCIO: Solicitações com informações incompletas</w:t>
       </w:r>
     </w:p>
     <w:p>
@@ -83,7 +83,7 @@
           </w:tcPr>
           <w:p>
             <w:r>
-              <w:t>Desafio — Compreender onde a jornada perde clareza.</w:t>
+              <w:t>Desafio: Compreender onde a jornada perde clareza.</w:t>
             </w:r>
           </w:p>
         </w:tc>
@@ -94,7 +94,7 @@
           </w:tcPr>
           <w:p>
             <w:r>
-              <w:t>Escopo — Workshop simulado; sem operação real.</w:t>
+              <w:t>Escopo: Workshop simulado; sem operação real.</w:t>
             </w:r>
           </w:p>
         </w:tc>
@@ -105,7 +105,7 @@
           </w:tcPr>
           <w:p>
             <w:r>
-              <w:t>Limite — Sem linha de base ou resultado de teste.</w:t>
+              <w:t>Limite: Sem linha de base ou resultado de teste.</w:t>
             </w:r>
           </w:p>
         </w:tc>
@@ -125,7 +125,7 @@
         <w:rPr>
           <w:color w:val="FFFFFF"/>
         </w:rPr>
-        <w:t>D1–D2 — Percepções e diagnóstico</w:t>
+        <w:t>D1 e D2: Percepções e diagnóstico</w:t>
       </w:r>
     </w:p>
     <w:tbl>
@@ -148,7 +148,7 @@
           </w:tcPr>
           <w:p>
             <w:r>
-              <w:t>Percepção — Há incerteza sobre o andamento das solicitações.</w:t>
+              <w:t>Percepção: Há incerteza sobre o andamento das solicitações.</w:t>
             </w:r>
           </w:p>
         </w:tc>
@@ -159,7 +159,7 @@
           </w:tcPr>
           <w:p>
             <w:r>
-              <w:t>Causas — Participantes divergiram sobre a causa dominante.</w:t>
+              <w:t>Causas: Participantes divergiram sobre a causa dominante.</w:t>
             </w:r>
           </w:p>
         </w:tc>
@@ -170,7 +170,7 @@
           </w:tcPr>
           <w:p>
             <w:r>
-              <w:t>Evidência — Relatos do exercício simulado.</w:t>
+              <w:t>Evidência: Relatos do exercício simulado.</w:t>
             </w:r>
           </w:p>
         </w:tc>
@@ -181,7 +181,7 @@
           </w:tcPr>
           <w:p>
             <w:r>
-              <w:t>Lacuna — Não há frequência medida no processo real.</w:t>
+              <w:t>Lacuna: Não há frequência medida no processo real.</w:t>
             </w:r>
           </w:p>
         </w:tc>
@@ -210,7 +210,7 @@
           </w:tcPr>
           <w:p>
             <w:r>
-              <w:t>Entrada — Quais campos chegam incompletos e por quê?</w:t>
+              <w:t>Entrada: Quais campos chegam incompletos e por quê?</w:t>
             </w:r>
           </w:p>
         </w:tc>
@@ -221,7 +221,7 @@
           </w:tcPr>
           <w:p>
             <w:r>
-              <w:t>Acompanhamento — Que informação de status falta ao solicitante?</w:t>
+              <w:t>Acompanhamento: Que informação de status falta ao solicitante?</w:t>
             </w:r>
           </w:p>
         </w:tc>
@@ -263,7 +263,7 @@
           </w:tcPr>
           <w:p>
             <w:r>
-              <w:t>Antes — Orientação prévia e preparo da solicitação.</w:t>
+              <w:t>Antes: Orientação prévia e preparo da solicitação.</w:t>
             </w:r>
           </w:p>
         </w:tc>
@@ -274,7 +274,7 @@
           </w:tcPr>
           <w:p>
             <w:r>
-              <w:t>Durante — Preenchimento, conferência e possível devolução.</w:t>
+              <w:t>Durante: Preenchimento, conferência e possível devolução.</w:t>
             </w:r>
           </w:p>
         </w:tc>
@@ -285,7 +285,7 @@
           </w:tcPr>
           <w:p>
             <w:r>
-              <w:t>Depois — Acompanhamento do status e conclusão.</w:t>
+              <w:t>Depois: Acompanhamento do status e conclusão.</w:t>
             </w:r>
           </w:p>
         </w:tc>
@@ -314,7 +314,7 @@
           </w:tcPr>
           <w:p>
             <w:r>
-              <w:t>Entrada incompleta — Campos ausentes geram retrabalho na narrativa simulada.</w:t>
+              <w:t>Entrada incompleta: Campos ausentes geram retrabalho na narrativa simulada.</w:t>
             </w:r>
           </w:p>
         </w:tc>
@@ -325,7 +325,7 @@
           </w:tcPr>
           <w:p>
             <w:r>
-              <w:t>Status pouco visível — A pessoa não sabe em que etapa a solicitação está.</w:t>
+              <w:t>Status pouco visível: A pessoa não sabe em que etapa a solicitação está.</w:t>
             </w:r>
           </w:p>
         </w:tc>
@@ -367,7 +367,7 @@
           </w:tcPr>
           <w:p>
             <w:r>
-              <w:t>Orientação prévia — Pode esclarecer requisitos antes do pedido.</w:t>
+              <w:t>Orientação prévia: Pode esclarecer requisitos antes do pedido.</w:t>
             </w:r>
           </w:p>
         </w:tc>
@@ -378,7 +378,7 @@
           </w:tcPr>
           <w:p>
             <w:r>
-              <w:t>Formulário guiado — Pode ajudar a preencher campos críticos.</w:t>
+              <w:t>Formulário guiado: Pode ajudar a preencher campos críticos.</w:t>
             </w:r>
           </w:p>
         </w:tc>
@@ -389,7 +389,7 @@
           </w:tcPr>
           <w:p>
             <w:r>
-              <w:t>Painel de status — Pode dar visibilidade ao andamento.</w:t>
+              <w:t>Painel de status: Pode dar visibilidade ao andamento.</w:t>
             </w:r>
           </w:p>
         </w:tc>
@@ -419,7 +419,7 @@
           </w:tcPr>
           <w:p>
             <w:r>
-              <w:t>Incremental — Melhorar orientação existente.</w:t>
+              <w:t>Incremental: Melhorar orientação existente.</w:t>
             </w:r>
           </w:p>
         </w:tc>
@@ -430,7 +430,7 @@
           </w:tcPr>
           <w:p>
             <w:r>
-              <w:t>Fluxo — Apoiar o preenchimento.</w:t>
+              <w:t>Fluxo: Apoiar o preenchimento.</w:t>
             </w:r>
           </w:p>
         </w:tc>
@@ -441,7 +441,7 @@
           </w:tcPr>
           <w:p>
             <w:r>
-              <w:t>Visibilidade — Expor etapas e pendências.</w:t>
+              <w:t>Visibilidade: Expor etapas e pendências.</w:t>
             </w:r>
           </w:p>
         </w:tc>
@@ -483,7 +483,7 @@
           </w:tcPr>
           <w:p>
             <w:r>
-              <w:t>Selecionada — Investigar formulário guiado.</w:t>
+              <w:t>Selecionada: Investigar formulário guiado.</w:t>
             </w:r>
           </w:p>
         </w:tc>
@@ -494,7 +494,7 @@
           </w:tcPr>
           <w:p>
             <w:r>
-              <w:t>Critério conhecido — Preferência do grupo no exercício.</w:t>
+              <w:t>Critério conhecido: Preferência do grupo no exercício.</w:t>
             </w:r>
           </w:p>
         </w:tc>
@@ -505,7 +505,7 @@
           </w:tcPr>
           <w:p>
             <w:r>
-              <w:t>Não demonstrado — Adoção, eficácia e impacto não foram testados.</w:t>
+              <w:t>Não demonstrado: Adoção, eficácia e impacto não foram testados.</w:t>
             </w:r>
           </w:p>
         </w:tc>
@@ -725,7 +725,7 @@
           </w:tcPr>
           <w:p>
             <w:r>
-              <w:t>Medir — Levantar frequência de devoluções e campos faltantes.</w:t>
+              <w:t>Medir: Levantar frequência de devoluções e campos faltantes.</w:t>
             </w:r>
           </w:p>
         </w:tc>
@@ -736,7 +736,7 @@
           </w:tcPr>
           <w:p>
             <w:r>
-              <w:t>Testar — Desenhar experimento do formulário guiado com KPI prévio.</w:t>
+              <w:t>Testar: Desenhar experimento do formulário guiado com KPI prévio.</w:t>
             </w:r>
           </w:p>
         </w:tc>
@@ -747,7 +747,7 @@
           </w:tcPr>
           <w:p>
             <w:r>
-              <w:t>Decidir — Revisar a prioridade após evidência observada.</w:t>
+              <w:t>Decidir: Revisar a prioridade após evidência observada.</w:t>
             </w:r>
           </w:p>
         </w:tc>

--- a/_SAMPLES_ENTREGAVEIS/four_d_report/sample-four-d-report-v1.0.0.docx
+++ b/_SAMPLES_ENTREGAVEIS/four_d_report/sample-four-d-report-v1.0.0.docx
@@ -4,15 +4,83 @@
   <w:body>
     <w:p>
       <w:pPr>
-        <w:pStyle w:val="Title"/>
+        <w:tabs>
+          <w:tab w:pos="15478" w:val="right"/>
+        </w:tabs>
+        <w:spacing w:line="560" w:lineRule="exact"/>
+        <w:pBdr>
+          <w:bottom w:val="single" w:sz="12" w:color="193C8E"/>
+        </w:pBdr>
       </w:pPr>
       <w:r>
+        <w:rPr>
+          <w:rFonts w:ascii="Montserrat" w:hAnsi="Montserrat" w:eastAsia="Montserrat" w:cs="Montserrat"/>
+          <w:b/>
+          <w:color w:val="4C73D1"/>
+          <w:sz w:val="16"/>
+        </w:rPr>
+        <w:t>RELATÓRIO 4D</w:t>
+      </w:r>
+      <w:r>
+        <w:tab/>
+        <w:drawing>
+          <wp:inline xmlns:a="http://schemas.openxmlformats.org/drawingml/2006/main" xmlns:pic="http://schemas.openxmlformats.org/drawingml/2006/picture">
+            <wp:extent cx="1080000" cy="404885"/>
+            <wp:docPr id="1" name="Picture 1"/>
+            <wp:cNvGraphicFramePr>
+              <a:graphicFrameLocks noChangeAspect="1"/>
+            </wp:cNvGraphicFramePr>
+            <a:graphic>
+              <a:graphicData uri="http://schemas.openxmlformats.org/drawingml/2006/picture">
+                <pic:pic>
+                  <pic:nvPicPr>
+                    <pic:cNvPr id="0" name="logo_ccee.png"/>
+                    <pic:cNvPicPr/>
+                  </pic:nvPicPr>
+                  <pic:blipFill>
+                    <a:blip r:embed="rId9"/>
+                    <a:stretch>
+                      <a:fillRect/>
+                    </a:stretch>
+                  </pic:blipFill>
+                  <pic:spPr>
+                    <a:xfrm>
+                      <a:off x="0" y="0"/>
+                      <a:ext cx="1080000" cy="404885"/>
+                    </a:xfrm>
+                    <a:prstGeom prst="rect"/>
+                  </pic:spPr>
+                </pic:pic>
+              </a:graphicData>
+            </a:graphic>
+          </wp:inline>
+        </w:drawing>
+      </w:r>
+    </w:p>
+    <w:p>
+      <w:pPr>
+        <w:pStyle w:val="Title"/>
+        <w:spacing w:before="160" w:after="120"/>
+      </w:pPr>
+      <w:r>
+        <w:rPr>
+          <w:rFonts w:ascii="Montserrat" w:hAnsi="Montserrat" w:eastAsia="Montserrat" w:cs="Montserrat"/>
+          <w:b/>
+          <w:color w:val="193C8E"/>
+          <w:sz w:val="48"/>
+        </w:rPr>
         <w:t>EXEMPLO FICTÍCIO: Solicitações com informações incompletas</w:t>
       </w:r>
     </w:p>
     <w:p>
+      <w:pPr>
+        <w:spacing w:before="0" w:after="100" w:line="165" w:lineRule="exact"/>
+      </w:pPr>
+      <w:r/>
       <w:r>
         <w:rPr>
+          <w:rFonts w:ascii="Montserrat" w:hAnsi="Montserrat" w:eastAsia="Montserrat" w:cs="Montserrat"/>
+          <w:b w:val="0"/>
           <w:color w:val="586EA4"/>
           <w:sz w:val="15"/>
         </w:rPr>
@@ -20,25 +88,45 @@
       </w:r>
     </w:p>
     <w:p>
+      <w:pPr>
+        <w:spacing w:before="0" w:after="0" w:line="283" w:lineRule="exact"/>
+      </w:pPr>
+      <w:r/>
       <w:r>
+        <w:rPr>
+          <w:rFonts w:ascii="Montserrat" w:hAnsi="Montserrat" w:eastAsia="Montserrat" w:cs="Montserrat"/>
+          <w:b w:val="0"/>
+          <w:color w:val="102661"/>
+          <w:sz w:val="21"/>
+        </w:rPr>
         <w:t>Amostra de validação visual e estrutural. Dados, pessoas, votos e resultados são fictícios.</w:t>
       </w:r>
     </w:p>
     <w:p>
       <w:pPr>
         <w:pStyle w:val="Heading1"/>
+        <w:spacing w:before="200" w:after="140" w:line="264" w:lineRule="exact"/>
         <w:shd w:fill="102661"/>
       </w:pPr>
       <w:r>
         <w:rPr>
+          <w:caps/>
           <w:color w:val="FFFFFF"/>
+        </w:rPr>
+      </w:r>
+      <w:r>
+        <w:rPr>
+          <w:rFonts w:ascii="Montserrat" w:hAnsi="Montserrat" w:eastAsia="Montserrat" w:cs="Montserrat"/>
+          <w:b/>
+          <w:caps/>
+          <w:color w:val="FFFFFF"/>
+          <w:sz w:val="22"/>
         </w:rPr>
         <w:t>Desafio e escopo</w:t>
       </w:r>
     </w:p>
     <w:tbl>
       <w:tblPr>
-        <w:tblStyle w:val="TableGrid"/>
         <w:tblW w:type="auto" w:w="0"/>
         <w:tblLook w:firstColumn="1" w:firstRow="1" w:lastColumn="0" w:lastRow="0" w:noHBand="0" w:noVBand="1" w:val="04A0"/>
       </w:tblPr>
@@ -49,10 +137,29 @@
         <w:tc>
           <w:tcPr>
             <w:tcW w:type="dxa" w:w="15478"/>
-            <w:shd w:fill="F3F5FA"/>
+            <w:shd w:fill="102661"/>
+            <w:tcBorders>
+              <w:start w:val="single" w:sz="24" w:color="4C73D1"/>
+            </w:tcBorders>
+            <w:tcMar>
+              <w:top w:w="160" w:type="dxa"/>
+              <w:start w:w="180" w:type="dxa"/>
+              <w:bottom w:w="160" w:type="dxa"/>
+              <w:end w:w="180" w:type="dxa"/>
+            </w:tcMar>
           </w:tcPr>
           <w:p>
+            <w:pPr>
+              <w:spacing w:before="0" w:after="0" w:line="256" w:lineRule="exact"/>
+            </w:pPr>
+            <w:r/>
             <w:r>
+              <w:rPr>
+                <w:rFonts w:ascii="Montserrat" w:hAnsi="Montserrat" w:eastAsia="Montserrat" w:cs="Montserrat"/>
+                <w:b w:val="0"/>
+                <w:color w:val="FFFFFF"/>
+                <w:sz w:val="19"/>
+              </w:rPr>
               <w:t>Cenário demonstrativo: solicitações com informações incompletas, devoluções e pouca visibilidade de status. Todos os registros desta amostra são fictícios.</w:t>
             </w:r>
           </w:p>
@@ -60,14 +167,1709 @@
       </w:tr>
     </w:tbl>
     <w:p>
+      <w:pPr>
+        <w:spacing w:before="0" w:after="0" w:line="208" w:lineRule="exact"/>
+      </w:pPr>
+      <w:r/>
       <w:r>
+        <w:rPr>
+          <w:rFonts w:ascii="Montserrat" w:hAnsi="Montserrat" w:eastAsia="Montserrat" w:cs="Montserrat"/>
+          <w:b w:val="0"/>
+          <w:color w:val="30343B"/>
+          <w:sz w:val="16"/>
+        </w:rPr>
         <w:t>Fontes: FIC-01</w:t>
+      </w:r>
+    </w:p>
+    <w:p>
+      <w:pPr>
+        <w:spacing w:before="0" w:after="0" w:line="216" w:lineRule="exact"/>
+      </w:pPr>
+      <w:r/>
+      <w:r>
+        <w:rPr>
+          <w:rFonts w:ascii="Montserrat" w:hAnsi="Montserrat" w:eastAsia="Montserrat" w:cs="Montserrat"/>
+          <w:b/>
+          <w:color w:val="193C8E"/>
+          <w:sz w:val="18"/>
+        </w:rPr>
+        <w:t>Leitura inicial</w:t>
       </w:r>
     </w:p>
     <w:tbl>
       <w:tblPr>
-        <w:tblStyle w:val="TableGrid"/>
         <w:tblW w:type="auto" w:w="0"/>
+        <w:tblLayout w:type="fixed"/>
+        <w:tblLook w:firstColumn="1" w:firstRow="1" w:lastColumn="0" w:lastRow="0" w:noHBand="0" w:noVBand="1" w:val="04A0"/>
+      </w:tblPr>
+      <w:tblGrid>
+        <w:gridCol w:w="5159"/>
+        <w:gridCol w:w="5159"/>
+        <w:gridCol w:w="5159"/>
+      </w:tblGrid>
+      <w:tr>
+        <w:trPr>
+          <w:trHeight w:hRule="atLeast"/>
+        </w:trPr>
+        <w:tc>
+          <w:tcPr>
+            <w:tcW w:type="dxa" w:w="5159"/>
+            <w:shd w:fill="E8EEFB"/>
+            <w:tcMar>
+              <w:top w:w="140" w:type="dxa"/>
+              <w:start w:w="180" w:type="dxa"/>
+              <w:bottom w:w="140" w:type="dxa"/>
+              <w:end w:w="180" w:type="dxa"/>
+            </w:tcMar>
+            <w:tcBorders>
+              <w:start w:val="single" w:sz="24" w:color="4C73D1"/>
+            </w:tcBorders>
+          </w:tcPr>
+          <w:p>
+            <w:pPr>
+              <w:spacing w:before="0" w:after="0" w:line="216" w:lineRule="exact"/>
+            </w:pPr>
+            <w:r/>
+            <w:r>
+              <w:rPr>
+                <w:rFonts w:ascii="Montserrat" w:hAnsi="Montserrat" w:eastAsia="Montserrat" w:cs="Montserrat"/>
+                <w:b/>
+                <w:color w:val="193C8E"/>
+                <w:sz w:val="18"/>
+              </w:rPr>
+              <w:t>DESAFIO</w:t>
+            </w:r>
+          </w:p>
+          <w:p>
+            <w:pPr>
+              <w:spacing w:before="0" w:after="0" w:line="256" w:lineRule="exact"/>
+            </w:pPr>
+            <w:r/>
+            <w:r>
+              <w:rPr>
+                <w:rFonts w:ascii="Montserrat" w:hAnsi="Montserrat" w:eastAsia="Montserrat" w:cs="Montserrat"/>
+                <w:b w:val="0"/>
+                <w:color w:val="30343B"/>
+                <w:sz w:val="19"/>
+              </w:rPr>
+              <w:t>Compreender onde a jornada perde clareza.</w:t>
+            </w:r>
+          </w:p>
+        </w:tc>
+        <w:tc>
+          <w:tcPr>
+            <w:tcW w:type="dxa" w:w="5159"/>
+            <w:shd w:fill="F3F5FA"/>
+            <w:tcMar>
+              <w:top w:w="140" w:type="dxa"/>
+              <w:start w:w="180" w:type="dxa"/>
+              <w:bottom w:w="140" w:type="dxa"/>
+              <w:end w:w="180" w:type="dxa"/>
+            </w:tcMar>
+            <w:tcBorders>
+              <w:start w:val="single" w:sz="24" w:color="ACB7D0"/>
+            </w:tcBorders>
+          </w:tcPr>
+          <w:p>
+            <w:pPr>
+              <w:spacing w:before="0" w:after="0" w:line="216" w:lineRule="exact"/>
+            </w:pPr>
+            <w:r/>
+            <w:r>
+              <w:rPr>
+                <w:rFonts w:ascii="Montserrat" w:hAnsi="Montserrat" w:eastAsia="Montserrat" w:cs="Montserrat"/>
+                <w:b/>
+                <w:color w:val="193C8E"/>
+                <w:sz w:val="18"/>
+              </w:rPr>
+              <w:t>ESCOPO</w:t>
+            </w:r>
+          </w:p>
+          <w:p>
+            <w:pPr>
+              <w:spacing w:before="0" w:after="0" w:line="256" w:lineRule="exact"/>
+            </w:pPr>
+            <w:r/>
+            <w:r>
+              <w:rPr>
+                <w:rFonts w:ascii="Montserrat" w:hAnsi="Montserrat" w:eastAsia="Montserrat" w:cs="Montserrat"/>
+                <w:b w:val="0"/>
+                <w:color w:val="30343B"/>
+                <w:sz w:val="19"/>
+              </w:rPr>
+              <w:t>Workshop simulado; sem operação real.</w:t>
+            </w:r>
+          </w:p>
+        </w:tc>
+        <w:tc>
+          <w:tcPr>
+            <w:tcW w:type="dxa" w:w="5159"/>
+            <w:shd w:fill="FBECEB"/>
+            <w:tcMar>
+              <w:top w:w="140" w:type="dxa"/>
+              <w:start w:w="180" w:type="dxa"/>
+              <w:bottom w:w="140" w:type="dxa"/>
+              <w:end w:w="180" w:type="dxa"/>
+            </w:tcMar>
+            <w:tcBorders>
+              <w:start w:val="single" w:sz="24" w:color="CD665B"/>
+            </w:tcBorders>
+          </w:tcPr>
+          <w:p>
+            <w:pPr>
+              <w:spacing w:before="0" w:after="0" w:line="216" w:lineRule="exact"/>
+            </w:pPr>
+            <w:r/>
+            <w:r>
+              <w:rPr>
+                <w:rFonts w:ascii="Montserrat" w:hAnsi="Montserrat" w:eastAsia="Montserrat" w:cs="Montserrat"/>
+                <w:b/>
+                <w:color w:val="193C8E"/>
+                <w:sz w:val="18"/>
+              </w:rPr>
+              <w:t>LIMITE</w:t>
+            </w:r>
+          </w:p>
+          <w:p>
+            <w:pPr>
+              <w:spacing w:before="0" w:after="0" w:line="256" w:lineRule="exact"/>
+            </w:pPr>
+            <w:r/>
+            <w:r>
+              <w:rPr>
+                <w:rFonts w:ascii="Montserrat" w:hAnsi="Montserrat" w:eastAsia="Montserrat" w:cs="Montserrat"/>
+                <w:b w:val="0"/>
+                <w:color w:val="30343B"/>
+                <w:sz w:val="19"/>
+              </w:rPr>
+              <w:t>Sem linha de base ou resultado de teste.</w:t>
+            </w:r>
+          </w:p>
+        </w:tc>
+      </w:tr>
+    </w:tbl>
+    <w:p>
+      <w:pPr>
+        <w:spacing w:before="0" w:after="120" w:line="256" w:lineRule="exact"/>
+      </w:pPr>
+      <w:r/>
+      <w:r>
+        <w:rPr>
+          <w:rFonts w:ascii="Montserrat" w:hAnsi="Montserrat" w:eastAsia="Montserrat" w:cs="Montserrat"/>
+          <w:b w:val="0"/>
+          <w:color w:val="30343B"/>
+          <w:sz w:val="19"/>
+        </w:rPr>
+      </w:r>
+    </w:p>
+    <w:p>
+      <w:pPr>
+        <w:spacing w:before="0" w:after="0" w:line="208" w:lineRule="exact"/>
+      </w:pPr>
+      <w:r/>
+      <w:r>
+        <w:rPr>
+          <w:rFonts w:ascii="Montserrat" w:hAnsi="Montserrat" w:eastAsia="Montserrat" w:cs="Montserrat"/>
+          <w:b w:val="0"/>
+          <w:color w:val="30343B"/>
+          <w:sz w:val="16"/>
+        </w:rPr>
+        <w:t>Fontes: FIC-01</w:t>
+      </w:r>
+    </w:p>
+    <w:p>
+      <w:pPr>
+        <w:spacing w:before="0" w:after="160" w:line="256" w:lineRule="exact"/>
+      </w:pPr>
+      <w:r/>
+      <w:r>
+        <w:rPr>
+          <w:rFonts w:ascii="Montserrat" w:hAnsi="Montserrat" w:eastAsia="Montserrat" w:cs="Montserrat"/>
+          <w:b w:val="0"/>
+          <w:color w:val="30343B"/>
+          <w:sz w:val="19"/>
+        </w:rPr>
+      </w:r>
+    </w:p>
+    <w:p>
+      <w:pPr>
+        <w:pStyle w:val="Heading1"/>
+        <w:spacing w:before="200" w:after="140" w:line="264" w:lineRule="exact"/>
+        <w:shd w:fill="102661"/>
+      </w:pPr>
+      <w:r>
+        <w:rPr>
+          <w:caps/>
+          <w:color w:val="FFFFFF"/>
+        </w:rPr>
+      </w:r>
+      <w:r>
+        <w:rPr>
+          <w:rFonts w:ascii="Montserrat" w:hAnsi="Montserrat" w:eastAsia="Montserrat" w:cs="Montserrat"/>
+          <w:b/>
+          <w:caps/>
+          <w:color w:val="FFFFFF"/>
+          <w:sz w:val="22"/>
+        </w:rPr>
+        <w:t>D1 e D2: Percepções e diagnóstico</w:t>
+      </w:r>
+    </w:p>
+    <w:p>
+      <w:pPr>
+        <w:spacing w:before="0" w:after="0" w:line="216" w:lineRule="exact"/>
+      </w:pPr>
+      <w:r/>
+      <w:r>
+        <w:rPr>
+          <w:rFonts w:ascii="Montserrat" w:hAnsi="Montserrat" w:eastAsia="Montserrat" w:cs="Montserrat"/>
+          <w:b/>
+          <w:color w:val="193C8E"/>
+          <w:sz w:val="18"/>
+        </w:rPr>
+        <w:t>Sinais registrados</w:t>
+      </w:r>
+    </w:p>
+    <w:tbl>
+      <w:tblPr>
+        <w:tblW w:type="auto" w:w="0"/>
+        <w:tblLayout w:type="fixed"/>
+        <w:tblLook w:firstColumn="1" w:firstRow="1" w:lastColumn="0" w:lastRow="0" w:noHBand="0" w:noVBand="1" w:val="04A0"/>
+      </w:tblPr>
+      <w:tblGrid>
+        <w:gridCol w:w="3869"/>
+        <w:gridCol w:w="3869"/>
+        <w:gridCol w:w="3869"/>
+        <w:gridCol w:w="3869"/>
+      </w:tblGrid>
+      <w:tr>
+        <w:trPr>
+          <w:trHeight w:hRule="atLeast"/>
+        </w:trPr>
+        <w:tc>
+          <w:tcPr>
+            <w:tcW w:type="dxa" w:w="3869"/>
+            <w:shd w:fill="E8EEFB"/>
+            <w:tcMar>
+              <w:top w:w="140" w:type="dxa"/>
+              <w:start w:w="180" w:type="dxa"/>
+              <w:bottom w:w="140" w:type="dxa"/>
+              <w:end w:w="180" w:type="dxa"/>
+            </w:tcMar>
+            <w:tcBorders>
+              <w:start w:val="single" w:sz="24" w:color="4C73D1"/>
+            </w:tcBorders>
+          </w:tcPr>
+          <w:p>
+            <w:pPr>
+              <w:spacing w:before="0" w:after="0" w:line="216" w:lineRule="exact"/>
+            </w:pPr>
+            <w:r/>
+            <w:r>
+              <w:rPr>
+                <w:rFonts w:ascii="Montserrat" w:hAnsi="Montserrat" w:eastAsia="Montserrat" w:cs="Montserrat"/>
+                <w:b/>
+                <w:color w:val="193C8E"/>
+                <w:sz w:val="18"/>
+              </w:rPr>
+              <w:t>PERCEPÇÃO</w:t>
+            </w:r>
+          </w:p>
+          <w:p>
+            <w:pPr>
+              <w:spacing w:before="0" w:after="0" w:line="256" w:lineRule="exact"/>
+            </w:pPr>
+            <w:r/>
+            <w:r>
+              <w:rPr>
+                <w:rFonts w:ascii="Montserrat" w:hAnsi="Montserrat" w:eastAsia="Montserrat" w:cs="Montserrat"/>
+                <w:b w:val="0"/>
+                <w:color w:val="30343B"/>
+                <w:sz w:val="19"/>
+              </w:rPr>
+              <w:t>Há incerteza sobre o andamento das solicitações.</w:t>
+            </w:r>
+          </w:p>
+        </w:tc>
+        <w:tc>
+          <w:tcPr>
+            <w:tcW w:type="dxa" w:w="3869"/>
+            <w:shd w:fill="FFF4D9"/>
+            <w:tcMar>
+              <w:top w:w="140" w:type="dxa"/>
+              <w:start w:w="180" w:type="dxa"/>
+              <w:bottom w:w="140" w:type="dxa"/>
+              <w:end w:w="180" w:type="dxa"/>
+            </w:tcMar>
+            <w:tcBorders>
+              <w:start w:val="single" w:sz="24" w:color="BD8A28"/>
+            </w:tcBorders>
+          </w:tcPr>
+          <w:p>
+            <w:pPr>
+              <w:spacing w:before="0" w:after="0" w:line="216" w:lineRule="exact"/>
+            </w:pPr>
+            <w:r/>
+            <w:r>
+              <w:rPr>
+                <w:rFonts w:ascii="Montserrat" w:hAnsi="Montserrat" w:eastAsia="Montserrat" w:cs="Montserrat"/>
+                <w:b/>
+                <w:color w:val="193C8E"/>
+                <w:sz w:val="18"/>
+              </w:rPr>
+              <w:t>CAUSAS</w:t>
+            </w:r>
+          </w:p>
+          <w:p>
+            <w:pPr>
+              <w:spacing w:before="0" w:after="0" w:line="256" w:lineRule="exact"/>
+            </w:pPr>
+            <w:r/>
+            <w:r>
+              <w:rPr>
+                <w:rFonts w:ascii="Montserrat" w:hAnsi="Montserrat" w:eastAsia="Montserrat" w:cs="Montserrat"/>
+                <w:b w:val="0"/>
+                <w:color w:val="30343B"/>
+                <w:sz w:val="19"/>
+              </w:rPr>
+              <w:t>Participantes divergiram sobre a causa dominante.</w:t>
+            </w:r>
+          </w:p>
+        </w:tc>
+        <w:tc>
+          <w:tcPr>
+            <w:tcW w:type="dxa" w:w="3869"/>
+            <w:shd w:fill="F3F5FA"/>
+            <w:tcMar>
+              <w:top w:w="140" w:type="dxa"/>
+              <w:start w:w="180" w:type="dxa"/>
+              <w:bottom w:w="140" w:type="dxa"/>
+              <w:end w:w="180" w:type="dxa"/>
+            </w:tcMar>
+            <w:tcBorders>
+              <w:start w:val="single" w:sz="24" w:color="ACB7D0"/>
+            </w:tcBorders>
+          </w:tcPr>
+          <w:p>
+            <w:pPr>
+              <w:spacing w:before="0" w:after="0" w:line="216" w:lineRule="exact"/>
+            </w:pPr>
+            <w:r/>
+            <w:r>
+              <w:rPr>
+                <w:rFonts w:ascii="Montserrat" w:hAnsi="Montserrat" w:eastAsia="Montserrat" w:cs="Montserrat"/>
+                <w:b/>
+                <w:color w:val="193C8E"/>
+                <w:sz w:val="18"/>
+              </w:rPr>
+              <w:t>EVIDÊNCIA</w:t>
+            </w:r>
+          </w:p>
+          <w:p>
+            <w:pPr>
+              <w:spacing w:before="0" w:after="0" w:line="256" w:lineRule="exact"/>
+            </w:pPr>
+            <w:r/>
+            <w:r>
+              <w:rPr>
+                <w:rFonts w:ascii="Montserrat" w:hAnsi="Montserrat" w:eastAsia="Montserrat" w:cs="Montserrat"/>
+                <w:b w:val="0"/>
+                <w:color w:val="30343B"/>
+                <w:sz w:val="19"/>
+              </w:rPr>
+              <w:t>Relatos do exercício simulado.</w:t>
+            </w:r>
+          </w:p>
+        </w:tc>
+        <w:tc>
+          <w:tcPr>
+            <w:tcW w:type="dxa" w:w="3869"/>
+            <w:shd w:fill="FBECEB"/>
+            <w:tcMar>
+              <w:top w:w="140" w:type="dxa"/>
+              <w:start w:w="180" w:type="dxa"/>
+              <w:bottom w:w="140" w:type="dxa"/>
+              <w:end w:w="180" w:type="dxa"/>
+            </w:tcMar>
+            <w:tcBorders>
+              <w:start w:val="single" w:sz="24" w:color="CD665B"/>
+            </w:tcBorders>
+          </w:tcPr>
+          <w:p>
+            <w:pPr>
+              <w:spacing w:before="0" w:after="0" w:line="216" w:lineRule="exact"/>
+            </w:pPr>
+            <w:r/>
+            <w:r>
+              <w:rPr>
+                <w:rFonts w:ascii="Montserrat" w:hAnsi="Montserrat" w:eastAsia="Montserrat" w:cs="Montserrat"/>
+                <w:b/>
+                <w:color w:val="193C8E"/>
+                <w:sz w:val="18"/>
+              </w:rPr>
+              <w:t>LACUNA</w:t>
+            </w:r>
+          </w:p>
+          <w:p>
+            <w:pPr>
+              <w:spacing w:before="0" w:after="0" w:line="256" w:lineRule="exact"/>
+            </w:pPr>
+            <w:r/>
+            <w:r>
+              <w:rPr>
+                <w:rFonts w:ascii="Montserrat" w:hAnsi="Montserrat" w:eastAsia="Montserrat" w:cs="Montserrat"/>
+                <w:b w:val="0"/>
+                <w:color w:val="30343B"/>
+                <w:sz w:val="19"/>
+              </w:rPr>
+              <w:t>Não há frequência medida no processo real.</w:t>
+            </w:r>
+          </w:p>
+        </w:tc>
+      </w:tr>
+    </w:tbl>
+    <w:p>
+      <w:pPr>
+        <w:spacing w:before="0" w:after="120" w:line="256" w:lineRule="exact"/>
+      </w:pPr>
+      <w:r/>
+      <w:r>
+        <w:rPr>
+          <w:rFonts w:ascii="Montserrat" w:hAnsi="Montserrat" w:eastAsia="Montserrat" w:cs="Montserrat"/>
+          <w:b w:val="0"/>
+          <w:color w:val="30343B"/>
+          <w:sz w:val="19"/>
+        </w:rPr>
+      </w:r>
+    </w:p>
+    <w:p>
+      <w:pPr>
+        <w:spacing w:before="0" w:after="0" w:line="208" w:lineRule="exact"/>
+      </w:pPr>
+      <w:r/>
+      <w:r>
+        <w:rPr>
+          <w:rFonts w:ascii="Montserrat" w:hAnsi="Montserrat" w:eastAsia="Montserrat" w:cs="Montserrat"/>
+          <w:b w:val="0"/>
+          <w:color w:val="30343B"/>
+          <w:sz w:val="16"/>
+        </w:rPr>
+        <w:t>Fontes: FIC-01</w:t>
+      </w:r>
+    </w:p>
+    <w:p>
+      <w:pPr>
+        <w:spacing w:before="0" w:after="0" w:line="216" w:lineRule="exact"/>
+      </w:pPr>
+      <w:r/>
+      <w:r>
+        <w:rPr>
+          <w:rFonts w:ascii="Montserrat" w:hAnsi="Montserrat" w:eastAsia="Montserrat" w:cs="Montserrat"/>
+          <w:b/>
+          <w:color w:val="193C8E"/>
+          <w:sz w:val="18"/>
+        </w:rPr>
+        <w:t>Questões para investigação</w:t>
+      </w:r>
+    </w:p>
+    <w:tbl>
+      <w:tblPr>
+        <w:tblW w:type="auto" w:w="0"/>
+        <w:tblLayout w:type="fixed"/>
+        <w:tblLook w:firstColumn="1" w:firstRow="1" w:lastColumn="0" w:lastRow="0" w:noHBand="0" w:noVBand="1" w:val="04A0"/>
+      </w:tblPr>
+      <w:tblGrid>
+        <w:gridCol w:w="7739"/>
+        <w:gridCol w:w="7739"/>
+      </w:tblGrid>
+      <w:tr>
+        <w:trPr>
+          <w:trHeight w:hRule="atLeast"/>
+        </w:trPr>
+        <w:tc>
+          <w:tcPr>
+            <w:tcW w:type="dxa" w:w="7739"/>
+            <w:shd w:fill="E8EEFB"/>
+            <w:tcMar>
+              <w:top w:w="140" w:type="dxa"/>
+              <w:start w:w="180" w:type="dxa"/>
+              <w:bottom w:w="140" w:type="dxa"/>
+              <w:end w:w="180" w:type="dxa"/>
+            </w:tcMar>
+            <w:tcBorders>
+              <w:start w:val="single" w:sz="24" w:color="4C73D1"/>
+            </w:tcBorders>
+          </w:tcPr>
+          <w:p>
+            <w:pPr>
+              <w:spacing w:before="0" w:after="0" w:line="216" w:lineRule="exact"/>
+            </w:pPr>
+            <w:r/>
+            <w:r>
+              <w:rPr>
+                <w:rFonts w:ascii="Montserrat" w:hAnsi="Montserrat" w:eastAsia="Montserrat" w:cs="Montserrat"/>
+                <w:b/>
+                <w:color w:val="193C8E"/>
+                <w:sz w:val="18"/>
+              </w:rPr>
+              <w:t>ENTRADA</w:t>
+            </w:r>
+          </w:p>
+          <w:p>
+            <w:pPr>
+              <w:spacing w:before="0" w:after="0" w:line="256" w:lineRule="exact"/>
+            </w:pPr>
+            <w:r/>
+            <w:r>
+              <w:rPr>
+                <w:rFonts w:ascii="Montserrat" w:hAnsi="Montserrat" w:eastAsia="Montserrat" w:cs="Montserrat"/>
+                <w:b w:val="0"/>
+                <w:color w:val="30343B"/>
+                <w:sz w:val="19"/>
+              </w:rPr>
+              <w:t>Quais campos chegam incompletos e por quê?</w:t>
+            </w:r>
+          </w:p>
+        </w:tc>
+        <w:tc>
+          <w:tcPr>
+            <w:tcW w:type="dxa" w:w="7739"/>
+            <w:shd w:fill="E8EEFB"/>
+            <w:tcMar>
+              <w:top w:w="140" w:type="dxa"/>
+              <w:start w:w="180" w:type="dxa"/>
+              <w:bottom w:w="140" w:type="dxa"/>
+              <w:end w:w="180" w:type="dxa"/>
+            </w:tcMar>
+            <w:tcBorders>
+              <w:start w:val="single" w:sz="24" w:color="4C73D1"/>
+            </w:tcBorders>
+          </w:tcPr>
+          <w:p>
+            <w:pPr>
+              <w:spacing w:before="0" w:after="0" w:line="216" w:lineRule="exact"/>
+            </w:pPr>
+            <w:r/>
+            <w:r>
+              <w:rPr>
+                <w:rFonts w:ascii="Montserrat" w:hAnsi="Montserrat" w:eastAsia="Montserrat" w:cs="Montserrat"/>
+                <w:b/>
+                <w:color w:val="193C8E"/>
+                <w:sz w:val="18"/>
+              </w:rPr>
+              <w:t>ACOMPANHAMENTO</w:t>
+            </w:r>
+          </w:p>
+          <w:p>
+            <w:pPr>
+              <w:spacing w:before="0" w:after="0" w:line="256" w:lineRule="exact"/>
+            </w:pPr>
+            <w:r/>
+            <w:r>
+              <w:rPr>
+                <w:rFonts w:ascii="Montserrat" w:hAnsi="Montserrat" w:eastAsia="Montserrat" w:cs="Montserrat"/>
+                <w:b w:val="0"/>
+                <w:color w:val="30343B"/>
+                <w:sz w:val="19"/>
+              </w:rPr>
+              <w:t>Que informação de status falta ao solicitante?</w:t>
+            </w:r>
+          </w:p>
+        </w:tc>
+      </w:tr>
+    </w:tbl>
+    <w:p>
+      <w:pPr>
+        <w:spacing w:before="0" w:after="120" w:line="256" w:lineRule="exact"/>
+      </w:pPr>
+      <w:r/>
+      <w:r>
+        <w:rPr>
+          <w:rFonts w:ascii="Montserrat" w:hAnsi="Montserrat" w:eastAsia="Montserrat" w:cs="Montserrat"/>
+          <w:b w:val="0"/>
+          <w:color w:val="30343B"/>
+          <w:sz w:val="19"/>
+        </w:rPr>
+      </w:r>
+    </w:p>
+    <w:p>
+      <w:pPr>
+        <w:spacing w:before="0" w:after="0" w:line="208" w:lineRule="exact"/>
+      </w:pPr>
+      <w:r/>
+      <w:r>
+        <w:rPr>
+          <w:rFonts w:ascii="Montserrat" w:hAnsi="Montserrat" w:eastAsia="Montserrat" w:cs="Montserrat"/>
+          <w:b w:val="0"/>
+          <w:color w:val="30343B"/>
+          <w:sz w:val="16"/>
+        </w:rPr>
+        <w:t>Fontes: FIC-01</w:t>
+      </w:r>
+    </w:p>
+    <w:p>
+      <w:pPr>
+        <w:spacing w:before="0" w:after="160" w:line="256" w:lineRule="exact"/>
+      </w:pPr>
+      <w:r/>
+      <w:r>
+        <w:rPr>
+          <w:rFonts w:ascii="Montserrat" w:hAnsi="Montserrat" w:eastAsia="Montserrat" w:cs="Montserrat"/>
+          <w:b w:val="0"/>
+          <w:color w:val="30343B"/>
+          <w:sz w:val="19"/>
+        </w:rPr>
+      </w:r>
+    </w:p>
+    <w:p>
+      <w:pPr>
+        <w:pStyle w:val="Heading1"/>
+        <w:spacing w:before="200" w:after="140" w:line="264" w:lineRule="exact"/>
+        <w:shd w:fill="102661"/>
+      </w:pPr>
+      <w:r>
+        <w:rPr>
+          <w:caps/>
+          <w:color w:val="FFFFFF"/>
+        </w:rPr>
+      </w:r>
+      <w:r>
+        <w:rPr>
+          <w:rFonts w:ascii="Montserrat" w:hAnsi="Montserrat" w:eastAsia="Montserrat" w:cs="Montserrat"/>
+          <w:b/>
+          <w:caps/>
+          <w:color w:val="FFFFFF"/>
+          <w:sz w:val="22"/>
+        </w:rPr>
+        <w:t>Jornada do processo</w:t>
+      </w:r>
+    </w:p>
+    <w:p>
+      <w:pPr>
+        <w:spacing w:before="0" w:after="0" w:line="216" w:lineRule="exact"/>
+      </w:pPr>
+      <w:r/>
+      <w:r>
+        <w:rPr>
+          <w:rFonts w:ascii="Montserrat" w:hAnsi="Montserrat" w:eastAsia="Montserrat" w:cs="Montserrat"/>
+          <w:b/>
+          <w:color w:val="193C8E"/>
+          <w:sz w:val="18"/>
+        </w:rPr>
+        <w:t>Jornada tabulada</w:t>
+      </w:r>
+    </w:p>
+    <w:tbl>
+      <w:tblPr>
+        <w:tblW w:type="auto" w:w="0"/>
+        <w:tblLayout w:type="fixed"/>
+        <w:tblLook w:firstColumn="1" w:firstRow="1" w:lastColumn="0" w:lastRow="0" w:noHBand="0" w:noVBand="1" w:val="04A0"/>
+      </w:tblPr>
+      <w:tblGrid>
+        <w:gridCol w:w="5159"/>
+        <w:gridCol w:w="5159"/>
+        <w:gridCol w:w="5159"/>
+      </w:tblGrid>
+      <w:tr>
+        <w:trPr>
+          <w:trHeight w:hRule="atLeast"/>
+        </w:trPr>
+        <w:tc>
+          <w:tcPr>
+            <w:tcW w:type="dxa" w:w="5159"/>
+            <w:shd w:fill="E8EEFB"/>
+            <w:tcMar>
+              <w:top w:w="140" w:type="dxa"/>
+              <w:start w:w="180" w:type="dxa"/>
+              <w:bottom w:w="140" w:type="dxa"/>
+              <w:end w:w="180" w:type="dxa"/>
+            </w:tcMar>
+            <w:tcBorders>
+              <w:start w:val="single" w:sz="24" w:color="4C73D1"/>
+            </w:tcBorders>
+          </w:tcPr>
+          <w:p>
+            <w:pPr>
+              <w:spacing w:before="0" w:after="0" w:line="216" w:lineRule="exact"/>
+            </w:pPr>
+            <w:r/>
+            <w:r>
+              <w:rPr>
+                <w:rFonts w:ascii="Montserrat" w:hAnsi="Montserrat" w:eastAsia="Montserrat" w:cs="Montserrat"/>
+                <w:b/>
+                <w:color w:val="193C8E"/>
+                <w:sz w:val="18"/>
+              </w:rPr>
+              <w:t>ANTES</w:t>
+            </w:r>
+          </w:p>
+          <w:p>
+            <w:pPr>
+              <w:spacing w:before="0" w:after="0" w:line="256" w:lineRule="exact"/>
+            </w:pPr>
+            <w:r/>
+            <w:r>
+              <w:rPr>
+                <w:rFonts w:ascii="Montserrat" w:hAnsi="Montserrat" w:eastAsia="Montserrat" w:cs="Montserrat"/>
+                <w:b w:val="0"/>
+                <w:color w:val="30343B"/>
+                <w:sz w:val="19"/>
+              </w:rPr>
+              <w:t>Orientação prévia e preparo da solicitação.</w:t>
+            </w:r>
+          </w:p>
+        </w:tc>
+        <w:tc>
+          <w:tcPr>
+            <w:tcW w:type="dxa" w:w="5159"/>
+            <w:shd w:fill="F3F5FA"/>
+            <w:tcMar>
+              <w:top w:w="140" w:type="dxa"/>
+              <w:start w:w="180" w:type="dxa"/>
+              <w:bottom w:w="140" w:type="dxa"/>
+              <w:end w:w="180" w:type="dxa"/>
+            </w:tcMar>
+            <w:tcBorders>
+              <w:start w:val="single" w:sz="24" w:color="ACB7D0"/>
+            </w:tcBorders>
+          </w:tcPr>
+          <w:p>
+            <w:pPr>
+              <w:spacing w:before="0" w:after="0" w:line="216" w:lineRule="exact"/>
+            </w:pPr>
+            <w:r/>
+            <w:r>
+              <w:rPr>
+                <w:rFonts w:ascii="Montserrat" w:hAnsi="Montserrat" w:eastAsia="Montserrat" w:cs="Montserrat"/>
+                <w:b/>
+                <w:color w:val="193C8E"/>
+                <w:sz w:val="18"/>
+              </w:rPr>
+              <w:t>DURANTE</w:t>
+            </w:r>
+          </w:p>
+          <w:p>
+            <w:pPr>
+              <w:spacing w:before="0" w:after="0" w:line="256" w:lineRule="exact"/>
+            </w:pPr>
+            <w:r/>
+            <w:r>
+              <w:rPr>
+                <w:rFonts w:ascii="Montserrat" w:hAnsi="Montserrat" w:eastAsia="Montserrat" w:cs="Montserrat"/>
+                <w:b w:val="0"/>
+                <w:color w:val="30343B"/>
+                <w:sz w:val="19"/>
+              </w:rPr>
+              <w:t>Preenchimento, conferência e possível devolução.</w:t>
+            </w:r>
+          </w:p>
+        </w:tc>
+        <w:tc>
+          <w:tcPr>
+            <w:tcW w:type="dxa" w:w="5159"/>
+            <w:shd w:fill="E8F4EE"/>
+            <w:tcMar>
+              <w:top w:w="140" w:type="dxa"/>
+              <w:start w:w="180" w:type="dxa"/>
+              <w:bottom w:w="140" w:type="dxa"/>
+              <w:end w:w="180" w:type="dxa"/>
+            </w:tcMar>
+            <w:tcBorders>
+              <w:start w:val="single" w:sz="24" w:color="3F9270"/>
+            </w:tcBorders>
+          </w:tcPr>
+          <w:p>
+            <w:pPr>
+              <w:spacing w:before="0" w:after="0" w:line="216" w:lineRule="exact"/>
+            </w:pPr>
+            <w:r/>
+            <w:r>
+              <w:rPr>
+                <w:rFonts w:ascii="Montserrat" w:hAnsi="Montserrat" w:eastAsia="Montserrat" w:cs="Montserrat"/>
+                <w:b/>
+                <w:color w:val="193C8E"/>
+                <w:sz w:val="18"/>
+              </w:rPr>
+              <w:t>DEPOIS</w:t>
+            </w:r>
+          </w:p>
+          <w:p>
+            <w:pPr>
+              <w:spacing w:before="0" w:after="0" w:line="256" w:lineRule="exact"/>
+            </w:pPr>
+            <w:r/>
+            <w:r>
+              <w:rPr>
+                <w:rFonts w:ascii="Montserrat" w:hAnsi="Montserrat" w:eastAsia="Montserrat" w:cs="Montserrat"/>
+                <w:b w:val="0"/>
+                <w:color w:val="30343B"/>
+                <w:sz w:val="19"/>
+              </w:rPr>
+              <w:t>Acompanhamento do status e conclusão.</w:t>
+            </w:r>
+          </w:p>
+        </w:tc>
+      </w:tr>
+    </w:tbl>
+    <w:p>
+      <w:pPr>
+        <w:spacing w:before="0" w:after="120" w:line="256" w:lineRule="exact"/>
+      </w:pPr>
+      <w:r/>
+      <w:r>
+        <w:rPr>
+          <w:rFonts w:ascii="Montserrat" w:hAnsi="Montserrat" w:eastAsia="Montserrat" w:cs="Montserrat"/>
+          <w:b w:val="0"/>
+          <w:color w:val="30343B"/>
+          <w:sz w:val="19"/>
+        </w:rPr>
+      </w:r>
+    </w:p>
+    <w:p>
+      <w:pPr>
+        <w:spacing w:before="0" w:after="0" w:line="208" w:lineRule="exact"/>
+      </w:pPr>
+      <w:r/>
+      <w:r>
+        <w:rPr>
+          <w:rFonts w:ascii="Montserrat" w:hAnsi="Montserrat" w:eastAsia="Montserrat" w:cs="Montserrat"/>
+          <w:b w:val="0"/>
+          <w:color w:val="30343B"/>
+          <w:sz w:val="16"/>
+        </w:rPr>
+        <w:t>Fontes: FIC-01</w:t>
+      </w:r>
+    </w:p>
+    <w:p>
+      <w:pPr>
+        <w:spacing w:before="0" w:after="0" w:line="216" w:lineRule="exact"/>
+      </w:pPr>
+      <w:r/>
+      <w:r>
+        <w:rPr>
+          <w:rFonts w:ascii="Montserrat" w:hAnsi="Montserrat" w:eastAsia="Montserrat" w:cs="Montserrat"/>
+          <w:b/>
+          <w:color w:val="193C8E"/>
+          <w:sz w:val="18"/>
+        </w:rPr>
+        <w:t>Pontos de atenção</w:t>
+      </w:r>
+    </w:p>
+    <w:tbl>
+      <w:tblPr>
+        <w:tblW w:type="auto" w:w="0"/>
+        <w:tblLayout w:type="fixed"/>
+        <w:tblLook w:firstColumn="1" w:firstRow="1" w:lastColumn="0" w:lastRow="0" w:noHBand="0" w:noVBand="1" w:val="04A0"/>
+      </w:tblPr>
+      <w:tblGrid>
+        <w:gridCol w:w="7739"/>
+        <w:gridCol w:w="7739"/>
+      </w:tblGrid>
+      <w:tr>
+        <w:trPr>
+          <w:trHeight w:hRule="atLeast"/>
+        </w:trPr>
+        <w:tc>
+          <w:tcPr>
+            <w:tcW w:type="dxa" w:w="7739"/>
+            <w:shd w:fill="FBECEB"/>
+            <w:tcMar>
+              <w:top w:w="140" w:type="dxa"/>
+              <w:start w:w="180" w:type="dxa"/>
+              <w:bottom w:w="140" w:type="dxa"/>
+              <w:end w:w="180" w:type="dxa"/>
+            </w:tcMar>
+            <w:tcBorders>
+              <w:start w:val="single" w:sz="24" w:color="CD665B"/>
+            </w:tcBorders>
+          </w:tcPr>
+          <w:p>
+            <w:pPr>
+              <w:spacing w:before="0" w:after="0" w:line="216" w:lineRule="exact"/>
+            </w:pPr>
+            <w:r/>
+            <w:r>
+              <w:rPr>
+                <w:rFonts w:ascii="Montserrat" w:hAnsi="Montserrat" w:eastAsia="Montserrat" w:cs="Montserrat"/>
+                <w:b/>
+                <w:color w:val="193C8E"/>
+                <w:sz w:val="18"/>
+              </w:rPr>
+              <w:t>ENTRADA INCOMPLETA</w:t>
+            </w:r>
+          </w:p>
+          <w:p>
+            <w:pPr>
+              <w:spacing w:before="0" w:after="0" w:line="256" w:lineRule="exact"/>
+            </w:pPr>
+            <w:r/>
+            <w:r>
+              <w:rPr>
+                <w:rFonts w:ascii="Montserrat" w:hAnsi="Montserrat" w:eastAsia="Montserrat" w:cs="Montserrat"/>
+                <w:b w:val="0"/>
+                <w:color w:val="30343B"/>
+                <w:sz w:val="19"/>
+              </w:rPr>
+              <w:t>Campos ausentes geram retrabalho na narrativa simulada.</w:t>
+            </w:r>
+          </w:p>
+        </w:tc>
+        <w:tc>
+          <w:tcPr>
+            <w:tcW w:type="dxa" w:w="7739"/>
+            <w:shd w:fill="FFF4D9"/>
+            <w:tcMar>
+              <w:top w:w="140" w:type="dxa"/>
+              <w:start w:w="180" w:type="dxa"/>
+              <w:bottom w:w="140" w:type="dxa"/>
+              <w:end w:w="180" w:type="dxa"/>
+            </w:tcMar>
+            <w:tcBorders>
+              <w:start w:val="single" w:sz="24" w:color="BD8A28"/>
+            </w:tcBorders>
+          </w:tcPr>
+          <w:p>
+            <w:pPr>
+              <w:spacing w:before="0" w:after="0" w:line="216" w:lineRule="exact"/>
+            </w:pPr>
+            <w:r/>
+            <w:r>
+              <w:rPr>
+                <w:rFonts w:ascii="Montserrat" w:hAnsi="Montserrat" w:eastAsia="Montserrat" w:cs="Montserrat"/>
+                <w:b/>
+                <w:color w:val="193C8E"/>
+                <w:sz w:val="18"/>
+              </w:rPr>
+              <w:t>STATUS POUCO VISÍVEL</w:t>
+            </w:r>
+          </w:p>
+          <w:p>
+            <w:pPr>
+              <w:spacing w:before="0" w:after="0" w:line="256" w:lineRule="exact"/>
+            </w:pPr>
+            <w:r/>
+            <w:r>
+              <w:rPr>
+                <w:rFonts w:ascii="Montserrat" w:hAnsi="Montserrat" w:eastAsia="Montserrat" w:cs="Montserrat"/>
+                <w:b w:val="0"/>
+                <w:color w:val="30343B"/>
+                <w:sz w:val="19"/>
+              </w:rPr>
+              <w:t>A pessoa não sabe em que etapa a solicitação está.</w:t>
+            </w:r>
+          </w:p>
+        </w:tc>
+      </w:tr>
+    </w:tbl>
+    <w:p>
+      <w:pPr>
+        <w:spacing w:before="0" w:after="120" w:line="256" w:lineRule="exact"/>
+      </w:pPr>
+      <w:r/>
+      <w:r>
+        <w:rPr>
+          <w:rFonts w:ascii="Montserrat" w:hAnsi="Montserrat" w:eastAsia="Montserrat" w:cs="Montserrat"/>
+          <w:b w:val="0"/>
+          <w:color w:val="30343B"/>
+          <w:sz w:val="19"/>
+        </w:rPr>
+      </w:r>
+    </w:p>
+    <w:p>
+      <w:pPr>
+        <w:spacing w:before="0" w:after="0" w:line="208" w:lineRule="exact"/>
+      </w:pPr>
+      <w:r/>
+      <w:r>
+        <w:rPr>
+          <w:rFonts w:ascii="Montserrat" w:hAnsi="Montserrat" w:eastAsia="Montserrat" w:cs="Montserrat"/>
+          <w:b w:val="0"/>
+          <w:color w:val="30343B"/>
+          <w:sz w:val="16"/>
+        </w:rPr>
+        <w:t>Fontes: FIC-01</w:t>
+      </w:r>
+    </w:p>
+    <w:p>
+      <w:pPr>
+        <w:spacing w:before="0" w:after="160" w:line="256" w:lineRule="exact"/>
+      </w:pPr>
+      <w:r/>
+      <w:r>
+        <w:rPr>
+          <w:rFonts w:ascii="Montserrat" w:hAnsi="Montserrat" w:eastAsia="Montserrat" w:cs="Montserrat"/>
+          <w:b w:val="0"/>
+          <w:color w:val="30343B"/>
+          <w:sz w:val="19"/>
+        </w:rPr>
+      </w:r>
+    </w:p>
+    <w:p>
+      <w:pPr>
+        <w:pStyle w:val="Heading1"/>
+        <w:spacing w:before="200" w:after="140" w:line="264" w:lineRule="exact"/>
+        <w:shd w:fill="102661"/>
+      </w:pPr>
+      <w:r>
+        <w:rPr>
+          <w:caps/>
+          <w:color w:val="FFFFFF"/>
+        </w:rPr>
+      </w:r>
+      <w:r>
+        <w:rPr>
+          <w:rFonts w:ascii="Montserrat" w:hAnsi="Montserrat" w:eastAsia="Montserrat" w:cs="Montserrat"/>
+          <w:b/>
+          <w:caps/>
+          <w:color w:val="FFFFFF"/>
+          <w:sz w:val="22"/>
+        </w:rPr>
+        <w:t>Alternativas</w:t>
+      </w:r>
+    </w:p>
+    <w:p>
+      <w:pPr>
+        <w:spacing w:before="0" w:after="0" w:line="216" w:lineRule="exact"/>
+      </w:pPr>
+      <w:r/>
+      <w:r>
+        <w:rPr>
+          <w:rFonts w:ascii="Montserrat" w:hAnsi="Montserrat" w:eastAsia="Montserrat" w:cs="Montserrat"/>
+          <w:b/>
+          <w:color w:val="193C8E"/>
+          <w:sz w:val="18"/>
+        </w:rPr>
+        <w:t>Alternativas vinculadas às dores</w:t>
+      </w:r>
+    </w:p>
+    <w:tbl>
+      <w:tblPr>
+        <w:tblW w:type="auto" w:w="0"/>
+        <w:tblLayout w:type="fixed"/>
+        <w:tblLook w:firstColumn="1" w:firstRow="1" w:lastColumn="0" w:lastRow="0" w:noHBand="0" w:noVBand="1" w:val="04A0"/>
+      </w:tblPr>
+      <w:tblGrid>
+        <w:gridCol w:w="5159"/>
+        <w:gridCol w:w="5159"/>
+        <w:gridCol w:w="5159"/>
+      </w:tblGrid>
+      <w:tr>
+        <w:trPr>
+          <w:trHeight w:hRule="atLeast"/>
+        </w:trPr>
+        <w:tc>
+          <w:tcPr>
+            <w:tcW w:type="dxa" w:w="5159"/>
+            <w:shd w:fill="E8EEFB"/>
+            <w:tcMar>
+              <w:top w:w="140" w:type="dxa"/>
+              <w:start w:w="180" w:type="dxa"/>
+              <w:bottom w:w="140" w:type="dxa"/>
+              <w:end w:w="180" w:type="dxa"/>
+            </w:tcMar>
+            <w:tcBorders>
+              <w:start w:val="single" w:sz="24" w:color="4C73D1"/>
+            </w:tcBorders>
+          </w:tcPr>
+          <w:p>
+            <w:pPr>
+              <w:spacing w:before="0" w:after="0" w:line="216" w:lineRule="exact"/>
+            </w:pPr>
+            <w:r/>
+            <w:r>
+              <w:rPr>
+                <w:rFonts w:ascii="Montserrat" w:hAnsi="Montserrat" w:eastAsia="Montserrat" w:cs="Montserrat"/>
+                <w:b/>
+                <w:color w:val="193C8E"/>
+                <w:sz w:val="18"/>
+              </w:rPr>
+              <w:t>ORIENTAÇÃO PRÉVIA</w:t>
+            </w:r>
+          </w:p>
+          <w:p>
+            <w:pPr>
+              <w:spacing w:before="0" w:after="0" w:line="256" w:lineRule="exact"/>
+            </w:pPr>
+            <w:r/>
+            <w:r>
+              <w:rPr>
+                <w:rFonts w:ascii="Montserrat" w:hAnsi="Montserrat" w:eastAsia="Montserrat" w:cs="Montserrat"/>
+                <w:b w:val="0"/>
+                <w:color w:val="30343B"/>
+                <w:sz w:val="19"/>
+              </w:rPr>
+              <w:t>Pode esclarecer requisitos antes do pedido.</w:t>
+            </w:r>
+          </w:p>
+        </w:tc>
+        <w:tc>
+          <w:tcPr>
+            <w:tcW w:type="dxa" w:w="5159"/>
+            <w:shd w:fill="FFF4D9"/>
+            <w:tcMar>
+              <w:top w:w="140" w:type="dxa"/>
+              <w:start w:w="180" w:type="dxa"/>
+              <w:bottom w:w="140" w:type="dxa"/>
+              <w:end w:w="180" w:type="dxa"/>
+            </w:tcMar>
+            <w:tcBorders>
+              <w:start w:val="single" w:sz="24" w:color="BD8A28"/>
+            </w:tcBorders>
+          </w:tcPr>
+          <w:p>
+            <w:pPr>
+              <w:spacing w:before="0" w:after="0" w:line="216" w:lineRule="exact"/>
+            </w:pPr>
+            <w:r/>
+            <w:r>
+              <w:rPr>
+                <w:rFonts w:ascii="Montserrat" w:hAnsi="Montserrat" w:eastAsia="Montserrat" w:cs="Montserrat"/>
+                <w:b/>
+                <w:color w:val="193C8E"/>
+                <w:sz w:val="18"/>
+              </w:rPr>
+              <w:t>FORMULÁRIO GUIADO</w:t>
+            </w:r>
+          </w:p>
+          <w:p>
+            <w:pPr>
+              <w:spacing w:before="0" w:after="0" w:line="256" w:lineRule="exact"/>
+            </w:pPr>
+            <w:r/>
+            <w:r>
+              <w:rPr>
+                <w:rFonts w:ascii="Montserrat" w:hAnsi="Montserrat" w:eastAsia="Montserrat" w:cs="Montserrat"/>
+                <w:b w:val="0"/>
+                <w:color w:val="30343B"/>
+                <w:sz w:val="19"/>
+              </w:rPr>
+              <w:t>Pode ajudar a preencher campos críticos.</w:t>
+            </w:r>
+          </w:p>
+        </w:tc>
+        <w:tc>
+          <w:tcPr>
+            <w:tcW w:type="dxa" w:w="5159"/>
+            <w:shd w:fill="E8F4EE"/>
+            <w:tcMar>
+              <w:top w:w="140" w:type="dxa"/>
+              <w:start w:w="180" w:type="dxa"/>
+              <w:bottom w:w="140" w:type="dxa"/>
+              <w:end w:w="180" w:type="dxa"/>
+            </w:tcMar>
+            <w:tcBorders>
+              <w:start w:val="single" w:sz="24" w:color="3F9270"/>
+            </w:tcBorders>
+          </w:tcPr>
+          <w:p>
+            <w:pPr>
+              <w:spacing w:before="0" w:after="0" w:line="216" w:lineRule="exact"/>
+            </w:pPr>
+            <w:r/>
+            <w:r>
+              <w:rPr>
+                <w:rFonts w:ascii="Montserrat" w:hAnsi="Montserrat" w:eastAsia="Montserrat" w:cs="Montserrat"/>
+                <w:b/>
+                <w:color w:val="193C8E"/>
+                <w:sz w:val="18"/>
+              </w:rPr>
+              <w:t>PAINEL DE STATUS</w:t>
+            </w:r>
+          </w:p>
+          <w:p>
+            <w:pPr>
+              <w:spacing w:before="0" w:after="0" w:line="256" w:lineRule="exact"/>
+            </w:pPr>
+            <w:r/>
+            <w:r>
+              <w:rPr>
+                <w:rFonts w:ascii="Montserrat" w:hAnsi="Montserrat" w:eastAsia="Montserrat" w:cs="Montserrat"/>
+                <w:b w:val="0"/>
+                <w:color w:val="30343B"/>
+                <w:sz w:val="19"/>
+              </w:rPr>
+              <w:t>Pode dar visibilidade ao andamento.</w:t>
+            </w:r>
+          </w:p>
+        </w:tc>
+      </w:tr>
+    </w:tbl>
+    <w:p>
+      <w:pPr>
+        <w:spacing w:before="0" w:after="120" w:line="256" w:lineRule="exact"/>
+      </w:pPr>
+      <w:r/>
+      <w:r>
+        <w:rPr>
+          <w:rFonts w:ascii="Montserrat" w:hAnsi="Montserrat" w:eastAsia="Montserrat" w:cs="Montserrat"/>
+          <w:b w:val="0"/>
+          <w:color w:val="30343B"/>
+          <w:sz w:val="19"/>
+        </w:rPr>
+      </w:r>
+    </w:p>
+    <w:p>
+      <w:pPr>
+        <w:spacing w:before="0" w:after="0" w:line="208" w:lineRule="exact"/>
+      </w:pPr>
+      <w:r/>
+      <w:r>
+        <w:rPr>
+          <w:rFonts w:ascii="Montserrat" w:hAnsi="Montserrat" w:eastAsia="Montserrat" w:cs="Montserrat"/>
+          <w:b w:val="0"/>
+          <w:color w:val="30343B"/>
+          <w:sz w:val="16"/>
+        </w:rPr>
+        <w:t>Fontes: FIC-01</w:t>
+      </w:r>
+    </w:p>
+    <w:p>
+      <w:pPr>
+        <w:spacing w:before="0" w:after="0" w:line="216" w:lineRule="exact"/>
+      </w:pPr>
+      <w:r/>
+      <w:r>
+        <w:rPr>
+          <w:rFonts w:ascii="Montserrat" w:hAnsi="Montserrat" w:eastAsia="Montserrat" w:cs="Montserrat"/>
+          <w:b/>
+          <w:color w:val="193C8E"/>
+          <w:sz w:val="18"/>
+        </w:rPr>
+        <w:t>Leitura das alternativas</w:t>
+      </w:r>
+    </w:p>
+    <w:tbl>
+      <w:tblPr>
+        <w:tblW w:type="auto" w:w="0"/>
+        <w:tblLayout w:type="fixed"/>
+        <w:tblLook w:firstColumn="1" w:firstRow="1" w:lastColumn="0" w:lastRow="0" w:noHBand="0" w:noVBand="1" w:val="04A0"/>
+      </w:tblPr>
+      <w:tblGrid>
+        <w:gridCol w:w="5159"/>
+        <w:gridCol w:w="5159"/>
+        <w:gridCol w:w="5159"/>
+      </w:tblGrid>
+      <w:tr>
+        <w:trPr>
+          <w:trHeight w:hRule="atLeast"/>
+        </w:trPr>
+        <w:tc>
+          <w:tcPr>
+            <w:tcW w:type="dxa" w:w="5159"/>
+            <w:shd w:fill="E8EEFB"/>
+            <w:tcMar>
+              <w:top w:w="140" w:type="dxa"/>
+              <w:start w:w="180" w:type="dxa"/>
+              <w:bottom w:w="140" w:type="dxa"/>
+              <w:end w:w="180" w:type="dxa"/>
+            </w:tcMar>
+            <w:tcBorders>
+              <w:start w:val="single" w:sz="24" w:color="4C73D1"/>
+            </w:tcBorders>
+          </w:tcPr>
+          <w:p>
+            <w:pPr>
+              <w:spacing w:before="0" w:after="0" w:line="216" w:lineRule="exact"/>
+            </w:pPr>
+            <w:r/>
+            <w:r>
+              <w:rPr>
+                <w:rFonts w:ascii="Montserrat" w:hAnsi="Montserrat" w:eastAsia="Montserrat" w:cs="Montserrat"/>
+                <w:b/>
+                <w:color w:val="193C8E"/>
+                <w:sz w:val="18"/>
+              </w:rPr>
+              <w:t>INCREMENTAL</w:t>
+            </w:r>
+          </w:p>
+          <w:p>
+            <w:pPr>
+              <w:spacing w:before="0" w:after="0" w:line="256" w:lineRule="exact"/>
+            </w:pPr>
+            <w:r/>
+            <w:r>
+              <w:rPr>
+                <w:rFonts w:ascii="Montserrat" w:hAnsi="Montserrat" w:eastAsia="Montserrat" w:cs="Montserrat"/>
+                <w:b w:val="0"/>
+                <w:color w:val="30343B"/>
+                <w:sz w:val="19"/>
+              </w:rPr>
+              <w:t>Melhorar orientação existente.</w:t>
+            </w:r>
+          </w:p>
+        </w:tc>
+        <w:tc>
+          <w:tcPr>
+            <w:tcW w:type="dxa" w:w="5159"/>
+            <w:shd w:fill="FFF4D9"/>
+            <w:tcMar>
+              <w:top w:w="140" w:type="dxa"/>
+              <w:start w:w="180" w:type="dxa"/>
+              <w:bottom w:w="140" w:type="dxa"/>
+              <w:end w:w="180" w:type="dxa"/>
+            </w:tcMar>
+            <w:tcBorders>
+              <w:start w:val="single" w:sz="24" w:color="BD8A28"/>
+            </w:tcBorders>
+          </w:tcPr>
+          <w:p>
+            <w:pPr>
+              <w:spacing w:before="0" w:after="0" w:line="216" w:lineRule="exact"/>
+            </w:pPr>
+            <w:r/>
+            <w:r>
+              <w:rPr>
+                <w:rFonts w:ascii="Montserrat" w:hAnsi="Montserrat" w:eastAsia="Montserrat" w:cs="Montserrat"/>
+                <w:b/>
+                <w:color w:val="193C8E"/>
+                <w:sz w:val="18"/>
+              </w:rPr>
+              <w:t>FLUXO</w:t>
+            </w:r>
+          </w:p>
+          <w:p>
+            <w:pPr>
+              <w:spacing w:before="0" w:after="0" w:line="256" w:lineRule="exact"/>
+            </w:pPr>
+            <w:r/>
+            <w:r>
+              <w:rPr>
+                <w:rFonts w:ascii="Montserrat" w:hAnsi="Montserrat" w:eastAsia="Montserrat" w:cs="Montserrat"/>
+                <w:b w:val="0"/>
+                <w:color w:val="30343B"/>
+                <w:sz w:val="19"/>
+              </w:rPr>
+              <w:t>Apoiar o preenchimento.</w:t>
+            </w:r>
+          </w:p>
+        </w:tc>
+        <w:tc>
+          <w:tcPr>
+            <w:tcW w:type="dxa" w:w="5159"/>
+            <w:shd w:fill="E8F4EE"/>
+            <w:tcMar>
+              <w:top w:w="140" w:type="dxa"/>
+              <w:start w:w="180" w:type="dxa"/>
+              <w:bottom w:w="140" w:type="dxa"/>
+              <w:end w:w="180" w:type="dxa"/>
+            </w:tcMar>
+            <w:tcBorders>
+              <w:start w:val="single" w:sz="24" w:color="3F9270"/>
+            </w:tcBorders>
+          </w:tcPr>
+          <w:p>
+            <w:pPr>
+              <w:spacing w:before="0" w:after="0" w:line="216" w:lineRule="exact"/>
+            </w:pPr>
+            <w:r/>
+            <w:r>
+              <w:rPr>
+                <w:rFonts w:ascii="Montserrat" w:hAnsi="Montserrat" w:eastAsia="Montserrat" w:cs="Montserrat"/>
+                <w:b/>
+                <w:color w:val="193C8E"/>
+                <w:sz w:val="18"/>
+              </w:rPr>
+              <w:t>VISIBILIDADE</w:t>
+            </w:r>
+          </w:p>
+          <w:p>
+            <w:pPr>
+              <w:spacing w:before="0" w:after="0" w:line="256" w:lineRule="exact"/>
+            </w:pPr>
+            <w:r/>
+            <w:r>
+              <w:rPr>
+                <w:rFonts w:ascii="Montserrat" w:hAnsi="Montserrat" w:eastAsia="Montserrat" w:cs="Montserrat"/>
+                <w:b w:val="0"/>
+                <w:color w:val="30343B"/>
+                <w:sz w:val="19"/>
+              </w:rPr>
+              <w:t>Expor etapas e pendências.</w:t>
+            </w:r>
+          </w:p>
+        </w:tc>
+      </w:tr>
+    </w:tbl>
+    <w:p>
+      <w:pPr>
+        <w:spacing w:before="0" w:after="120" w:line="256" w:lineRule="exact"/>
+      </w:pPr>
+      <w:r/>
+      <w:r>
+        <w:rPr>
+          <w:rFonts w:ascii="Montserrat" w:hAnsi="Montserrat" w:eastAsia="Montserrat" w:cs="Montserrat"/>
+          <w:b w:val="0"/>
+          <w:color w:val="30343B"/>
+          <w:sz w:val="19"/>
+        </w:rPr>
+      </w:r>
+    </w:p>
+    <w:p>
+      <w:pPr>
+        <w:spacing w:before="0" w:after="0" w:line="208" w:lineRule="exact"/>
+      </w:pPr>
+      <w:r/>
+      <w:r>
+        <w:rPr>
+          <w:rFonts w:ascii="Montserrat" w:hAnsi="Montserrat" w:eastAsia="Montserrat" w:cs="Montserrat"/>
+          <w:b w:val="0"/>
+          <w:color w:val="30343B"/>
+          <w:sz w:val="16"/>
+        </w:rPr>
+        <w:t>Fontes: FIC-01</w:t>
+      </w:r>
+    </w:p>
+    <w:p>
+      <w:pPr>
+        <w:spacing w:before="0" w:after="160" w:line="256" w:lineRule="exact"/>
+      </w:pPr>
+      <w:r/>
+      <w:r>
+        <w:rPr>
+          <w:rFonts w:ascii="Montserrat" w:hAnsi="Montserrat" w:eastAsia="Montserrat" w:cs="Montserrat"/>
+          <w:b w:val="0"/>
+          <w:color w:val="30343B"/>
+          <w:sz w:val="19"/>
+        </w:rPr>
+      </w:r>
+    </w:p>
+    <w:p>
+      <w:pPr>
+        <w:pStyle w:val="Heading1"/>
+        <w:spacing w:before="200" w:after="140" w:line="264" w:lineRule="exact"/>
+        <w:shd w:fill="102661"/>
+      </w:pPr>
+      <w:r>
+        <w:rPr>
+          <w:caps/>
+          <w:color w:val="FFFFFF"/>
+        </w:rPr>
+      </w:r>
+      <w:r>
+        <w:rPr>
+          <w:rFonts w:ascii="Montserrat" w:hAnsi="Montserrat" w:eastAsia="Montserrat" w:cs="Montserrat"/>
+          <w:b/>
+          <w:caps/>
+          <w:color w:val="FFFFFF"/>
+          <w:sz w:val="22"/>
+        </w:rPr>
+        <w:t>Priorização</w:t>
+      </w:r>
+    </w:p>
+    <w:p>
+      <w:pPr>
+        <w:spacing w:before="0" w:after="0" w:line="216" w:lineRule="exact"/>
+      </w:pPr>
+      <w:r/>
+      <w:r>
+        <w:rPr>
+          <w:rFonts w:ascii="Montserrat" w:hAnsi="Montserrat" w:eastAsia="Montserrat" w:cs="Montserrat"/>
+          <w:b/>
+          <w:color w:val="193C8E"/>
+          <w:sz w:val="18"/>
+        </w:rPr>
+        <w:t>Prioridade do grupo fictício</w:t>
+      </w:r>
+    </w:p>
+    <w:tbl>
+      <w:tblPr>
+        <w:tblW w:type="auto" w:w="0"/>
+        <w:tblLayout w:type="fixed"/>
+        <w:tblLook w:firstColumn="1" w:firstRow="1" w:lastColumn="0" w:lastRow="0" w:noHBand="0" w:noVBand="1" w:val="04A0"/>
+      </w:tblPr>
+      <w:tblGrid>
+        <w:gridCol w:w="5159"/>
+        <w:gridCol w:w="5159"/>
+        <w:gridCol w:w="5159"/>
+      </w:tblGrid>
+      <w:tr>
+        <w:trPr>
+          <w:trHeight w:hRule="atLeast"/>
+        </w:trPr>
+        <w:tc>
+          <w:tcPr>
+            <w:tcW w:type="dxa" w:w="5159"/>
+            <w:shd w:fill="E8EEFB"/>
+            <w:tcMar>
+              <w:top w:w="140" w:type="dxa"/>
+              <w:start w:w="180" w:type="dxa"/>
+              <w:bottom w:w="140" w:type="dxa"/>
+              <w:end w:w="180" w:type="dxa"/>
+            </w:tcMar>
+            <w:tcBorders>
+              <w:start w:val="single" w:sz="24" w:color="4C73D1"/>
+            </w:tcBorders>
+          </w:tcPr>
+          <w:p>
+            <w:pPr>
+              <w:spacing w:before="0" w:after="0" w:line="216" w:lineRule="exact"/>
+            </w:pPr>
+            <w:r/>
+            <w:r>
+              <w:rPr>
+                <w:rFonts w:ascii="Montserrat" w:hAnsi="Montserrat" w:eastAsia="Montserrat" w:cs="Montserrat"/>
+                <w:b/>
+                <w:color w:val="193C8E"/>
+                <w:sz w:val="18"/>
+              </w:rPr>
+              <w:t>SELECIONADA</w:t>
+            </w:r>
+          </w:p>
+          <w:p>
+            <w:pPr>
+              <w:spacing w:before="0" w:after="0" w:line="256" w:lineRule="exact"/>
+            </w:pPr>
+            <w:r/>
+            <w:r>
+              <w:rPr>
+                <w:rFonts w:ascii="Montserrat" w:hAnsi="Montserrat" w:eastAsia="Montserrat" w:cs="Montserrat"/>
+                <w:b w:val="0"/>
+                <w:color w:val="30343B"/>
+                <w:sz w:val="19"/>
+              </w:rPr>
+              <w:t>Investigar formulário guiado.</w:t>
+            </w:r>
+          </w:p>
+        </w:tc>
+        <w:tc>
+          <w:tcPr>
+            <w:tcW w:type="dxa" w:w="5159"/>
+            <w:shd w:fill="F3F5FA"/>
+            <w:tcMar>
+              <w:top w:w="140" w:type="dxa"/>
+              <w:start w:w="180" w:type="dxa"/>
+              <w:bottom w:w="140" w:type="dxa"/>
+              <w:end w:w="180" w:type="dxa"/>
+            </w:tcMar>
+            <w:tcBorders>
+              <w:start w:val="single" w:sz="24" w:color="ACB7D0"/>
+            </w:tcBorders>
+          </w:tcPr>
+          <w:p>
+            <w:pPr>
+              <w:spacing w:before="0" w:after="0" w:line="216" w:lineRule="exact"/>
+            </w:pPr>
+            <w:r/>
+            <w:r>
+              <w:rPr>
+                <w:rFonts w:ascii="Montserrat" w:hAnsi="Montserrat" w:eastAsia="Montserrat" w:cs="Montserrat"/>
+                <w:b/>
+                <w:color w:val="193C8E"/>
+                <w:sz w:val="18"/>
+              </w:rPr>
+              <w:t>CRITÉRIO CONHECIDO</w:t>
+            </w:r>
+          </w:p>
+          <w:p>
+            <w:pPr>
+              <w:spacing w:before="0" w:after="0" w:line="256" w:lineRule="exact"/>
+            </w:pPr>
+            <w:r/>
+            <w:r>
+              <w:rPr>
+                <w:rFonts w:ascii="Montserrat" w:hAnsi="Montserrat" w:eastAsia="Montserrat" w:cs="Montserrat"/>
+                <w:b w:val="0"/>
+                <w:color w:val="30343B"/>
+                <w:sz w:val="19"/>
+              </w:rPr>
+              <w:t>Preferência do grupo no exercício.</w:t>
+            </w:r>
+          </w:p>
+        </w:tc>
+        <w:tc>
+          <w:tcPr>
+            <w:tcW w:type="dxa" w:w="5159"/>
+            <w:shd w:fill="FBECEB"/>
+            <w:tcMar>
+              <w:top w:w="140" w:type="dxa"/>
+              <w:start w:w="180" w:type="dxa"/>
+              <w:bottom w:w="140" w:type="dxa"/>
+              <w:end w:w="180" w:type="dxa"/>
+            </w:tcMar>
+            <w:tcBorders>
+              <w:start w:val="single" w:sz="24" w:color="CD665B"/>
+            </w:tcBorders>
+          </w:tcPr>
+          <w:p>
+            <w:pPr>
+              <w:spacing w:before="0" w:after="0" w:line="216" w:lineRule="exact"/>
+            </w:pPr>
+            <w:r/>
+            <w:r>
+              <w:rPr>
+                <w:rFonts w:ascii="Montserrat" w:hAnsi="Montserrat" w:eastAsia="Montserrat" w:cs="Montserrat"/>
+                <w:b/>
+                <w:color w:val="193C8E"/>
+                <w:sz w:val="18"/>
+              </w:rPr>
+              <w:t>NÃO DEMONSTRADO</w:t>
+            </w:r>
+          </w:p>
+          <w:p>
+            <w:pPr>
+              <w:spacing w:before="0" w:after="0" w:line="256" w:lineRule="exact"/>
+            </w:pPr>
+            <w:r/>
+            <w:r>
+              <w:rPr>
+                <w:rFonts w:ascii="Montserrat" w:hAnsi="Montserrat" w:eastAsia="Montserrat" w:cs="Montserrat"/>
+                <w:b w:val="0"/>
+                <w:color w:val="30343B"/>
+                <w:sz w:val="19"/>
+              </w:rPr>
+              <w:t>Adoção, eficácia e impacto não foram testados.</w:t>
+            </w:r>
+          </w:p>
+        </w:tc>
+      </w:tr>
+    </w:tbl>
+    <w:p>
+      <w:pPr>
+        <w:spacing w:before="0" w:after="120" w:line="256" w:lineRule="exact"/>
+      </w:pPr>
+      <w:r/>
+      <w:r>
+        <w:rPr>
+          <w:rFonts w:ascii="Montserrat" w:hAnsi="Montserrat" w:eastAsia="Montserrat" w:cs="Montserrat"/>
+          <w:b w:val="0"/>
+          <w:color w:val="30343B"/>
+          <w:sz w:val="19"/>
+        </w:rPr>
+      </w:r>
+    </w:p>
+    <w:p>
+      <w:pPr>
+        <w:spacing w:before="0" w:after="0" w:line="208" w:lineRule="exact"/>
+      </w:pPr>
+      <w:r/>
+      <w:r>
+        <w:rPr>
+          <w:rFonts w:ascii="Montserrat" w:hAnsi="Montserrat" w:eastAsia="Montserrat" w:cs="Montserrat"/>
+          <w:b w:val="0"/>
+          <w:color w:val="30343B"/>
+          <w:sz w:val="16"/>
+        </w:rPr>
+        <w:t>Fontes: FIC-01</w:t>
+      </w:r>
+    </w:p>
+    <w:p>
+      <w:pPr>
+        <w:spacing w:before="0" w:after="0" w:line="216" w:lineRule="exact"/>
+      </w:pPr>
+      <w:r/>
+      <w:r>
+        <w:rPr>
+          <w:rFonts w:ascii="Montserrat" w:hAnsi="Montserrat" w:eastAsia="Montserrat" w:cs="Montserrat"/>
+          <w:b/>
+          <w:color w:val="193C8E"/>
+          <w:sz w:val="18"/>
+        </w:rPr>
+        <w:t>O que a priorização permite concluir</w:t>
+      </w:r>
+    </w:p>
+    <w:tbl>
+      <w:tblPr>
+        <w:tblW w:type="auto" w:w="0"/>
+        <w:tblLayout w:type="fixed"/>
         <w:tblLook w:firstColumn="1" w:firstRow="1" w:lastColumn="0" w:lastRow="0" w:noHBand="0" w:noVBand="1" w:val="04A0"/>
       </w:tblPr>
       <w:tblGrid>
@@ -79,466 +1881,31 @@
         <w:tc>
           <w:tcPr>
             <w:tcW w:type="dxa" w:w="5159"/>
-            <w:shd w:fill="E8EEFB"/>
+            <w:tcMar>
+              <w:top w:w="100" w:type="dxa"/>
+              <w:start w:w="100" w:type="dxa"/>
+              <w:bottom w:w="100" w:type="dxa"/>
+              <w:end w:w="100" w:type="dxa"/>
+            </w:tcMar>
+            <w:shd w:fill="193C8E"/>
+            <w:tcBorders>
+              <w:top w:val="single" w:sz="6" w:color="D2D9E8"/>
+              <w:bottom w:val="single" w:sz="6" w:color="D2D9E8"/>
+              <w:start w:val="single" w:sz="6" w:color="D2D9E8"/>
+              <w:end w:val="single" w:sz="6" w:color="D2D9E8"/>
+            </w:tcBorders>
           </w:tcPr>
           <w:p>
+            <w:pPr>
+              <w:spacing w:after="0" w:line="208" w:lineRule="exact"/>
+            </w:pPr>
             <w:r>
-              <w:t>Desafio: Compreender onde a jornada perde clareza.</w:t>
-            </w:r>
-          </w:p>
-        </w:tc>
-        <w:tc>
-          <w:tcPr>
-            <w:tcW w:type="dxa" w:w="5159"/>
-            <w:shd w:fill="F3F5FA"/>
-          </w:tcPr>
-          <w:p>
-            <w:r>
-              <w:t>Escopo: Workshop simulado; sem operação real.</w:t>
-            </w:r>
-          </w:p>
-        </w:tc>
-        <w:tc>
-          <w:tcPr>
-            <w:tcW w:type="dxa" w:w="5159"/>
-            <w:shd w:fill="FBECEB"/>
-          </w:tcPr>
-          <w:p>
-            <w:r>
-              <w:t>Limite: Sem linha de base ou resultado de teste.</w:t>
-            </w:r>
-          </w:p>
-        </w:tc>
-      </w:tr>
-    </w:tbl>
-    <w:p>
-      <w:r>
-        <w:t>Fontes: FIC-01</w:t>
-      </w:r>
-    </w:p>
-    <w:p>
-      <w:pPr>
-        <w:pStyle w:val="Heading1"/>
-        <w:shd w:fill="102661"/>
-      </w:pPr>
-      <w:r>
-        <w:rPr>
-          <w:color w:val="FFFFFF"/>
-        </w:rPr>
-        <w:t>D1 e D2: Percepções e diagnóstico</w:t>
-      </w:r>
-    </w:p>
-    <w:tbl>
-      <w:tblPr>
-        <w:tblStyle w:val="TableGrid"/>
-        <w:tblW w:type="auto" w:w="0"/>
-        <w:tblLook w:firstColumn="1" w:firstRow="1" w:lastColumn="0" w:lastRow="0" w:noHBand="0" w:noVBand="1" w:val="04A0"/>
-      </w:tblPr>
-      <w:tblGrid>
-        <w:gridCol w:w="3869"/>
-        <w:gridCol w:w="3869"/>
-        <w:gridCol w:w="3869"/>
-        <w:gridCol w:w="3869"/>
-      </w:tblGrid>
-      <w:tr>
-        <w:tc>
-          <w:tcPr>
-            <w:tcW w:type="dxa" w:w="3869"/>
-            <w:shd w:fill="E8EEFB"/>
-          </w:tcPr>
-          <w:p>
-            <w:r>
-              <w:t>Percepção: Há incerteza sobre o andamento das solicitações.</w:t>
-            </w:r>
-          </w:p>
-        </w:tc>
-        <w:tc>
-          <w:tcPr>
-            <w:tcW w:type="dxa" w:w="3869"/>
-            <w:shd w:fill="FFF4D9"/>
-          </w:tcPr>
-          <w:p>
-            <w:r>
-              <w:t>Causas: Participantes divergiram sobre a causa dominante.</w:t>
-            </w:r>
-          </w:p>
-        </w:tc>
-        <w:tc>
-          <w:tcPr>
-            <w:tcW w:type="dxa" w:w="3869"/>
-            <w:shd w:fill="F3F5FA"/>
-          </w:tcPr>
-          <w:p>
-            <w:r>
-              <w:t>Evidência: Relatos do exercício simulado.</w:t>
-            </w:r>
-          </w:p>
-        </w:tc>
-        <w:tc>
-          <w:tcPr>
-            <w:tcW w:type="dxa" w:w="3869"/>
-            <w:shd w:fill="FBECEB"/>
-          </w:tcPr>
-          <w:p>
-            <w:r>
-              <w:t>Lacuna: Não há frequência medida no processo real.</w:t>
-            </w:r>
-          </w:p>
-        </w:tc>
-      </w:tr>
-    </w:tbl>
-    <w:p>
-      <w:r>
-        <w:t>Fontes: FIC-01</w:t>
-      </w:r>
-    </w:p>
-    <w:tbl>
-      <w:tblPr>
-        <w:tblStyle w:val="TableGrid"/>
-        <w:tblW w:type="auto" w:w="0"/>
-        <w:tblLook w:firstColumn="1" w:firstRow="1" w:lastColumn="0" w:lastRow="0" w:noHBand="0" w:noVBand="1" w:val="04A0"/>
-      </w:tblPr>
-      <w:tblGrid>
-        <w:gridCol w:w="7739"/>
-        <w:gridCol w:w="7739"/>
-      </w:tblGrid>
-      <w:tr>
-        <w:tc>
-          <w:tcPr>
-            <w:tcW w:type="dxa" w:w="7739"/>
-            <w:shd w:fill="E8EEFB"/>
-          </w:tcPr>
-          <w:p>
-            <w:r>
-              <w:t>Entrada: Quais campos chegam incompletos e por quê?</w:t>
-            </w:r>
-          </w:p>
-        </w:tc>
-        <w:tc>
-          <w:tcPr>
-            <w:tcW w:type="dxa" w:w="7739"/>
-            <w:shd w:fill="E8EEFB"/>
-          </w:tcPr>
-          <w:p>
-            <w:r>
-              <w:t>Acompanhamento: Que informação de status falta ao solicitante?</w:t>
-            </w:r>
-          </w:p>
-        </w:tc>
-      </w:tr>
-    </w:tbl>
-    <w:p>
-      <w:r>
-        <w:t>Fontes: FIC-01</w:t>
-      </w:r>
-    </w:p>
-    <w:p>
-      <w:pPr>
-        <w:pStyle w:val="Heading1"/>
-        <w:shd w:fill="102661"/>
-      </w:pPr>
-      <w:r>
-        <w:rPr>
-          <w:color w:val="FFFFFF"/>
-        </w:rPr>
-        <w:t>Jornada do processo</w:t>
-      </w:r>
-    </w:p>
-    <w:tbl>
-      <w:tblPr>
-        <w:tblStyle w:val="TableGrid"/>
-        <w:tblW w:type="auto" w:w="0"/>
-        <w:tblLook w:firstColumn="1" w:firstRow="1" w:lastColumn="0" w:lastRow="0" w:noHBand="0" w:noVBand="1" w:val="04A0"/>
-      </w:tblPr>
-      <w:tblGrid>
-        <w:gridCol w:w="5159"/>
-        <w:gridCol w:w="5159"/>
-        <w:gridCol w:w="5159"/>
-      </w:tblGrid>
-      <w:tr>
-        <w:tc>
-          <w:tcPr>
-            <w:tcW w:type="dxa" w:w="5159"/>
-            <w:shd w:fill="E8EEFB"/>
-          </w:tcPr>
-          <w:p>
-            <w:r>
-              <w:t>Antes: Orientação prévia e preparo da solicitação.</w:t>
-            </w:r>
-          </w:p>
-        </w:tc>
-        <w:tc>
-          <w:tcPr>
-            <w:tcW w:type="dxa" w:w="5159"/>
-            <w:shd w:fill="F3F5FA"/>
-          </w:tcPr>
-          <w:p>
-            <w:r>
-              <w:t>Durante: Preenchimento, conferência e possível devolução.</w:t>
-            </w:r>
-          </w:p>
-        </w:tc>
-        <w:tc>
-          <w:tcPr>
-            <w:tcW w:type="dxa" w:w="5159"/>
-            <w:shd w:fill="E8F4EE"/>
-          </w:tcPr>
-          <w:p>
-            <w:r>
-              <w:t>Depois: Acompanhamento do status e conclusão.</w:t>
-            </w:r>
-          </w:p>
-        </w:tc>
-      </w:tr>
-    </w:tbl>
-    <w:p>
-      <w:r>
-        <w:t>Fontes: FIC-01</w:t>
-      </w:r>
-    </w:p>
-    <w:tbl>
-      <w:tblPr>
-        <w:tblStyle w:val="TableGrid"/>
-        <w:tblW w:type="auto" w:w="0"/>
-        <w:tblLook w:firstColumn="1" w:firstRow="1" w:lastColumn="0" w:lastRow="0" w:noHBand="0" w:noVBand="1" w:val="04A0"/>
-      </w:tblPr>
-      <w:tblGrid>
-        <w:gridCol w:w="7739"/>
-        <w:gridCol w:w="7739"/>
-      </w:tblGrid>
-      <w:tr>
-        <w:tc>
-          <w:tcPr>
-            <w:tcW w:type="dxa" w:w="7739"/>
-            <w:shd w:fill="FBECEB"/>
-          </w:tcPr>
-          <w:p>
-            <w:r>
-              <w:t>Entrada incompleta: Campos ausentes geram retrabalho na narrativa simulada.</w:t>
-            </w:r>
-          </w:p>
-        </w:tc>
-        <w:tc>
-          <w:tcPr>
-            <w:tcW w:type="dxa" w:w="7739"/>
-            <w:shd w:fill="FFF4D9"/>
-          </w:tcPr>
-          <w:p>
-            <w:r>
-              <w:t>Status pouco visível: A pessoa não sabe em que etapa a solicitação está.</w:t>
-            </w:r>
-          </w:p>
-        </w:tc>
-      </w:tr>
-    </w:tbl>
-    <w:p>
-      <w:r>
-        <w:t>Fontes: FIC-01</w:t>
-      </w:r>
-    </w:p>
-    <w:p>
-      <w:pPr>
-        <w:pStyle w:val="Heading1"/>
-        <w:shd w:fill="102661"/>
-      </w:pPr>
-      <w:r>
-        <w:rPr>
-          <w:color w:val="FFFFFF"/>
-        </w:rPr>
-        <w:t>Alternativas</w:t>
-      </w:r>
-    </w:p>
-    <w:tbl>
-      <w:tblPr>
-        <w:tblStyle w:val="TableGrid"/>
-        <w:tblW w:type="auto" w:w="0"/>
-        <w:tblLook w:firstColumn="1" w:firstRow="1" w:lastColumn="0" w:lastRow="0" w:noHBand="0" w:noVBand="1" w:val="04A0"/>
-      </w:tblPr>
-      <w:tblGrid>
-        <w:gridCol w:w="5159"/>
-        <w:gridCol w:w="5159"/>
-        <w:gridCol w:w="5159"/>
-      </w:tblGrid>
-      <w:tr>
-        <w:tc>
-          <w:tcPr>
-            <w:tcW w:type="dxa" w:w="5159"/>
-            <w:shd w:fill="E8EEFB"/>
-          </w:tcPr>
-          <w:p>
-            <w:r>
-              <w:t>Orientação prévia: Pode esclarecer requisitos antes do pedido.</w:t>
-            </w:r>
-          </w:p>
-        </w:tc>
-        <w:tc>
-          <w:tcPr>
-            <w:tcW w:type="dxa" w:w="5159"/>
-            <w:shd w:fill="FFF4D9"/>
-          </w:tcPr>
-          <w:p>
-            <w:r>
-              <w:t>Formulário guiado: Pode ajudar a preencher campos críticos.</w:t>
-            </w:r>
-          </w:p>
-        </w:tc>
-        <w:tc>
-          <w:tcPr>
-            <w:tcW w:type="dxa" w:w="5159"/>
-            <w:shd w:fill="E8F4EE"/>
-          </w:tcPr>
-          <w:p>
-            <w:r>
-              <w:t>Painel de status: Pode dar visibilidade ao andamento.</w:t>
-            </w:r>
-          </w:p>
-        </w:tc>
-      </w:tr>
-    </w:tbl>
-    <w:p>
-      <w:r>
-        <w:t>Fontes: FIC-01</w:t>
-      </w:r>
-    </w:p>
-    <w:tbl>
-      <w:tblPr>
-        <w:tblStyle w:val="TableGrid"/>
-        <w:tblW w:type="auto" w:w="0"/>
-        <w:tblLook w:firstColumn="1" w:firstRow="1" w:lastColumn="0" w:lastRow="0" w:noHBand="0" w:noVBand="1" w:val="04A0"/>
-      </w:tblPr>
-      <w:tblGrid>
-        <w:gridCol w:w="5159"/>
-        <w:gridCol w:w="5159"/>
-        <w:gridCol w:w="5159"/>
-      </w:tblGrid>
-      <w:tr>
-        <w:tc>
-          <w:tcPr>
-            <w:tcW w:type="dxa" w:w="5159"/>
-            <w:shd w:fill="E8EEFB"/>
-          </w:tcPr>
-          <w:p>
-            <w:r>
-              <w:t>Incremental: Melhorar orientação existente.</w:t>
-            </w:r>
-          </w:p>
-        </w:tc>
-        <w:tc>
-          <w:tcPr>
-            <w:tcW w:type="dxa" w:w="5159"/>
-            <w:shd w:fill="FFF4D9"/>
-          </w:tcPr>
-          <w:p>
-            <w:r>
-              <w:t>Fluxo: Apoiar o preenchimento.</w:t>
-            </w:r>
-          </w:p>
-        </w:tc>
-        <w:tc>
-          <w:tcPr>
-            <w:tcW w:type="dxa" w:w="5159"/>
-            <w:shd w:fill="E8F4EE"/>
-          </w:tcPr>
-          <w:p>
-            <w:r>
-              <w:t>Visibilidade: Expor etapas e pendências.</w:t>
-            </w:r>
-          </w:p>
-        </w:tc>
-      </w:tr>
-    </w:tbl>
-    <w:p>
-      <w:r>
-        <w:t>Fontes: FIC-01</w:t>
-      </w:r>
-    </w:p>
-    <w:p>
-      <w:pPr>
-        <w:pStyle w:val="Heading1"/>
-        <w:shd w:fill="102661"/>
-      </w:pPr>
-      <w:r>
-        <w:rPr>
-          <w:color w:val="FFFFFF"/>
-        </w:rPr>
-        <w:t>Priorização</w:t>
-      </w:r>
-    </w:p>
-    <w:tbl>
-      <w:tblPr>
-        <w:tblStyle w:val="TableGrid"/>
-        <w:tblW w:type="auto" w:w="0"/>
-        <w:tblLook w:firstColumn="1" w:firstRow="1" w:lastColumn="0" w:lastRow="0" w:noHBand="0" w:noVBand="1" w:val="04A0"/>
-      </w:tblPr>
-      <w:tblGrid>
-        <w:gridCol w:w="5159"/>
-        <w:gridCol w:w="5159"/>
-        <w:gridCol w:w="5159"/>
-      </w:tblGrid>
-      <w:tr>
-        <w:tc>
-          <w:tcPr>
-            <w:tcW w:type="dxa" w:w="5159"/>
-            <w:shd w:fill="E8EEFB"/>
-          </w:tcPr>
-          <w:p>
-            <w:r>
-              <w:t>Selecionada: Investigar formulário guiado.</w:t>
-            </w:r>
-          </w:p>
-        </w:tc>
-        <w:tc>
-          <w:tcPr>
-            <w:tcW w:type="dxa" w:w="5159"/>
-            <w:shd w:fill="F3F5FA"/>
-          </w:tcPr>
-          <w:p>
-            <w:r>
-              <w:t>Critério conhecido: Preferência do grupo no exercício.</w:t>
-            </w:r>
-          </w:p>
-        </w:tc>
-        <w:tc>
-          <w:tcPr>
-            <w:tcW w:type="dxa" w:w="5159"/>
-            <w:shd w:fill="FBECEB"/>
-          </w:tcPr>
-          <w:p>
-            <w:r>
-              <w:t>Não demonstrado: Adoção, eficácia e impacto não foram testados.</w:t>
-            </w:r>
-          </w:p>
-        </w:tc>
-      </w:tr>
-    </w:tbl>
-    <w:p>
-      <w:r>
-        <w:t>Fontes: FIC-01</w:t>
-      </w:r>
-    </w:p>
-    <w:p>
-      <w:r>
-        <w:t>O que a priorização permite concluir</w:t>
-      </w:r>
-    </w:p>
-    <w:tbl>
-      <w:tblPr>
-        <w:tblStyle w:val="TableGrid"/>
-        <w:tblW w:type="auto" w:w="0"/>
-        <w:tblLook w:firstColumn="1" w:firstRow="1" w:lastColumn="0" w:lastRow="0" w:noHBand="0" w:noVBand="1" w:val="04A0"/>
-      </w:tblPr>
-      <w:tblGrid>
-        <w:gridCol w:w="5159"/>
-        <w:gridCol w:w="5159"/>
-        <w:gridCol w:w="5159"/>
-      </w:tblGrid>
-      <w:tr>
-        <w:tc>
-          <w:tcPr>
-            <w:tcW w:type="dxa" w:w="5159"/>
-          </w:tcPr>
-          <w:p>
-            <w:r>
+              <w:rPr>
+                <w:rFonts w:ascii="Montserrat" w:hAnsi="Montserrat" w:eastAsia="Montserrat" w:cs="Montserrat"/>
+                <w:b/>
+                <w:color w:val="FFFFFF"/>
+                <w:sz w:val="16"/>
+              </w:rPr>
               <w:t>Dimensão</w:t>
             </w:r>
           </w:p>
@@ -546,9 +1913,31 @@
         <w:tc>
           <w:tcPr>
             <w:tcW w:type="dxa" w:w="5159"/>
+            <w:tcMar>
+              <w:top w:w="100" w:type="dxa"/>
+              <w:start w:w="100" w:type="dxa"/>
+              <w:bottom w:w="100" w:type="dxa"/>
+              <w:end w:w="100" w:type="dxa"/>
+            </w:tcMar>
+            <w:shd w:fill="193C8E"/>
+            <w:tcBorders>
+              <w:top w:val="single" w:sz="6" w:color="D2D9E8"/>
+              <w:bottom w:val="single" w:sz="6" w:color="D2D9E8"/>
+              <w:start w:val="single" w:sz="6" w:color="D2D9E8"/>
+              <w:end w:val="single" w:sz="6" w:color="D2D9E8"/>
+            </w:tcBorders>
           </w:tcPr>
           <w:p>
+            <w:pPr>
+              <w:spacing w:after="0" w:line="208" w:lineRule="exact"/>
+            </w:pPr>
             <w:r>
+              <w:rPr>
+                <w:rFonts w:ascii="Montserrat" w:hAnsi="Montserrat" w:eastAsia="Montserrat" w:cs="Montserrat"/>
+                <w:b/>
+                <w:color w:val="FFFFFF"/>
+                <w:sz w:val="16"/>
+              </w:rPr>
               <w:t>Registro</w:t>
             </w:r>
           </w:p>
@@ -556,9 +1945,31 @@
         <w:tc>
           <w:tcPr>
             <w:tcW w:type="dxa" w:w="5159"/>
+            <w:tcMar>
+              <w:top w:w="100" w:type="dxa"/>
+              <w:start w:w="100" w:type="dxa"/>
+              <w:bottom w:w="100" w:type="dxa"/>
+              <w:end w:w="100" w:type="dxa"/>
+            </w:tcMar>
+            <w:shd w:fill="193C8E"/>
+            <w:tcBorders>
+              <w:top w:val="single" w:sz="6" w:color="D2D9E8"/>
+              <w:bottom w:val="single" w:sz="6" w:color="D2D9E8"/>
+              <w:start w:val="single" w:sz="6" w:color="D2D9E8"/>
+              <w:end w:val="single" w:sz="6" w:color="D2D9E8"/>
+            </w:tcBorders>
           </w:tcPr>
           <w:p>
+            <w:pPr>
+              <w:spacing w:after="0" w:line="208" w:lineRule="exact"/>
+            </w:pPr>
             <w:r>
+              <w:rPr>
+                <w:rFonts w:ascii="Montserrat" w:hAnsi="Montserrat" w:eastAsia="Montserrat" w:cs="Montserrat"/>
+                <w:b/>
+                <w:color w:val="FFFFFF"/>
+                <w:sz w:val="16"/>
+              </w:rPr>
               <w:t>Limite</w:t>
             </w:r>
           </w:p>
@@ -568,9 +1979,30 @@
         <w:tc>
           <w:tcPr>
             <w:tcW w:type="dxa" w:w="5159"/>
+            <w:tcMar>
+              <w:top w:w="100" w:type="dxa"/>
+              <w:start w:w="100" w:type="dxa"/>
+              <w:bottom w:w="100" w:type="dxa"/>
+              <w:end w:w="100" w:type="dxa"/>
+            </w:tcMar>
+            <w:tcBorders>
+              <w:top w:val="single" w:sz="6" w:color="D2D9E8"/>
+              <w:bottom w:val="single" w:sz="6" w:color="D2D9E8"/>
+              <w:start w:val="single" w:sz="6" w:color="D2D9E8"/>
+              <w:end w:val="single" w:sz="6" w:color="D2D9E8"/>
+            </w:tcBorders>
           </w:tcPr>
           <w:p>
+            <w:pPr>
+              <w:spacing w:after="0" w:line="208" w:lineRule="exact"/>
+            </w:pPr>
             <w:r>
+              <w:rPr>
+                <w:rFonts w:ascii="Montserrat" w:hAnsi="Montserrat" w:eastAsia="Montserrat" w:cs="Montserrat"/>
+                <w:b w:val="0"/>
+                <w:color w:val="30343B"/>
+                <w:sz w:val="16"/>
+              </w:rPr>
               <w:t>Escolha</w:t>
             </w:r>
           </w:p>
@@ -578,9 +2010,30 @@
         <w:tc>
           <w:tcPr>
             <w:tcW w:type="dxa" w:w="5159"/>
+            <w:tcMar>
+              <w:top w:w="100" w:type="dxa"/>
+              <w:start w:w="100" w:type="dxa"/>
+              <w:bottom w:w="100" w:type="dxa"/>
+              <w:end w:w="100" w:type="dxa"/>
+            </w:tcMar>
+            <w:tcBorders>
+              <w:top w:val="single" w:sz="6" w:color="D2D9E8"/>
+              <w:bottom w:val="single" w:sz="6" w:color="D2D9E8"/>
+              <w:start w:val="single" w:sz="6" w:color="D2D9E8"/>
+              <w:end w:val="single" w:sz="6" w:color="D2D9E8"/>
+            </w:tcBorders>
           </w:tcPr>
           <w:p>
+            <w:pPr>
+              <w:spacing w:after="0" w:line="208" w:lineRule="exact"/>
+            </w:pPr>
             <w:r>
+              <w:rPr>
+                <w:rFonts w:ascii="Montserrat" w:hAnsi="Montserrat" w:eastAsia="Montserrat" w:cs="Montserrat"/>
+                <w:b w:val="0"/>
+                <w:color w:val="30343B"/>
+                <w:sz w:val="16"/>
+              </w:rPr>
               <w:t>Formulário guiado para investigação</w:t>
             </w:r>
           </w:p>
@@ -588,9 +2041,30 @@
         <w:tc>
           <w:tcPr>
             <w:tcW w:type="dxa" w:w="5159"/>
+            <w:tcMar>
+              <w:top w:w="100" w:type="dxa"/>
+              <w:start w:w="100" w:type="dxa"/>
+              <w:bottom w:w="100" w:type="dxa"/>
+              <w:end w:w="100" w:type="dxa"/>
+            </w:tcMar>
+            <w:tcBorders>
+              <w:top w:val="single" w:sz="6" w:color="D2D9E8"/>
+              <w:bottom w:val="single" w:sz="6" w:color="D2D9E8"/>
+              <w:start w:val="single" w:sz="6" w:color="D2D9E8"/>
+              <w:end w:val="single" w:sz="6" w:color="D2D9E8"/>
+            </w:tcBorders>
           </w:tcPr>
           <w:p>
+            <w:pPr>
+              <w:spacing w:after="0" w:line="208" w:lineRule="exact"/>
+            </w:pPr>
             <w:r>
+              <w:rPr>
+                <w:rFonts w:ascii="Montserrat" w:hAnsi="Montserrat" w:eastAsia="Montserrat" w:cs="Montserrat"/>
+                <w:b w:val="0"/>
+                <w:color w:val="30343B"/>
+                <w:sz w:val="16"/>
+              </w:rPr>
               <w:t>Não equivale a solução aprovada</w:t>
             </w:r>
           </w:p>
@@ -600,9 +2074,31 @@
         <w:tc>
           <w:tcPr>
             <w:tcW w:type="dxa" w:w="5159"/>
+            <w:tcMar>
+              <w:top w:w="100" w:type="dxa"/>
+              <w:start w:w="100" w:type="dxa"/>
+              <w:bottom w:w="100" w:type="dxa"/>
+              <w:end w:w="100" w:type="dxa"/>
+            </w:tcMar>
+            <w:shd w:fill="F3F5FA"/>
+            <w:tcBorders>
+              <w:top w:val="single" w:sz="6" w:color="D2D9E8"/>
+              <w:bottom w:val="single" w:sz="6" w:color="D2D9E8"/>
+              <w:start w:val="single" w:sz="6" w:color="D2D9E8"/>
+              <w:end w:val="single" w:sz="6" w:color="D2D9E8"/>
+            </w:tcBorders>
           </w:tcPr>
           <w:p>
+            <w:pPr>
+              <w:spacing w:after="0" w:line="208" w:lineRule="exact"/>
+            </w:pPr>
             <w:r>
+              <w:rPr>
+                <w:rFonts w:ascii="Montserrat" w:hAnsi="Montserrat" w:eastAsia="Montserrat" w:cs="Montserrat"/>
+                <w:b w:val="0"/>
+                <w:color w:val="30343B"/>
+                <w:sz w:val="16"/>
+              </w:rPr>
               <w:t>Base</w:t>
             </w:r>
           </w:p>
@@ -610,9 +2106,31 @@
         <w:tc>
           <w:tcPr>
             <w:tcW w:type="dxa" w:w="5159"/>
+            <w:tcMar>
+              <w:top w:w="100" w:type="dxa"/>
+              <w:start w:w="100" w:type="dxa"/>
+              <w:bottom w:w="100" w:type="dxa"/>
+              <w:end w:w="100" w:type="dxa"/>
+            </w:tcMar>
+            <w:shd w:fill="F3F5FA"/>
+            <w:tcBorders>
+              <w:top w:val="single" w:sz="6" w:color="D2D9E8"/>
+              <w:bottom w:val="single" w:sz="6" w:color="D2D9E8"/>
+              <w:start w:val="single" w:sz="6" w:color="D2D9E8"/>
+              <w:end w:val="single" w:sz="6" w:color="D2D9E8"/>
+            </w:tcBorders>
           </w:tcPr>
           <w:p>
+            <w:pPr>
+              <w:spacing w:after="0" w:line="208" w:lineRule="exact"/>
+            </w:pPr>
             <w:r>
+              <w:rPr>
+                <w:rFonts w:ascii="Montserrat" w:hAnsi="Montserrat" w:eastAsia="Montserrat" w:cs="Montserrat"/>
+                <w:b w:val="0"/>
+                <w:color w:val="30343B"/>
+                <w:sz w:val="16"/>
+              </w:rPr>
               <w:t>Discussão e voto simulados</w:t>
             </w:r>
           </w:p>
@@ -620,9 +2138,31 @@
         <w:tc>
           <w:tcPr>
             <w:tcW w:type="dxa" w:w="5159"/>
+            <w:tcMar>
+              <w:top w:w="100" w:type="dxa"/>
+              <w:start w:w="100" w:type="dxa"/>
+              <w:bottom w:w="100" w:type="dxa"/>
+              <w:end w:w="100" w:type="dxa"/>
+            </w:tcMar>
+            <w:shd w:fill="F3F5FA"/>
+            <w:tcBorders>
+              <w:top w:val="single" w:sz="6" w:color="D2D9E8"/>
+              <w:bottom w:val="single" w:sz="6" w:color="D2D9E8"/>
+              <w:start w:val="single" w:sz="6" w:color="D2D9E8"/>
+              <w:end w:val="single" w:sz="6" w:color="D2D9E8"/>
+            </w:tcBorders>
           </w:tcPr>
           <w:p>
+            <w:pPr>
+              <w:spacing w:after="0" w:line="208" w:lineRule="exact"/>
+            </w:pPr>
             <w:r>
+              <w:rPr>
+                <w:rFonts w:ascii="Montserrat" w:hAnsi="Montserrat" w:eastAsia="Montserrat" w:cs="Montserrat"/>
+                <w:b w:val="0"/>
+                <w:color w:val="30343B"/>
+                <w:sz w:val="16"/>
+              </w:rPr>
               <w:t>Sem denominador real</w:t>
             </w:r>
           </w:p>
@@ -632,9 +2172,30 @@
         <w:tc>
           <w:tcPr>
             <w:tcW w:type="dxa" w:w="5159"/>
+            <w:tcMar>
+              <w:top w:w="100" w:type="dxa"/>
+              <w:start w:w="100" w:type="dxa"/>
+              <w:bottom w:w="100" w:type="dxa"/>
+              <w:end w:w="100" w:type="dxa"/>
+            </w:tcMar>
+            <w:tcBorders>
+              <w:top w:val="single" w:sz="6" w:color="D2D9E8"/>
+              <w:bottom w:val="single" w:sz="6" w:color="D2D9E8"/>
+              <w:start w:val="single" w:sz="6" w:color="D2D9E8"/>
+              <w:end w:val="single" w:sz="6" w:color="D2D9E8"/>
+            </w:tcBorders>
           </w:tcPr>
           <w:p>
+            <w:pPr>
+              <w:spacing w:after="0" w:line="208" w:lineRule="exact"/>
+            </w:pPr>
             <w:r>
+              <w:rPr>
+                <w:rFonts w:ascii="Montserrat" w:hAnsi="Montserrat" w:eastAsia="Montserrat" w:cs="Montserrat"/>
+                <w:b w:val="0"/>
+                <w:color w:val="30343B"/>
+                <w:sz w:val="16"/>
+              </w:rPr>
               <w:t>Próximo teste</w:t>
             </w:r>
           </w:p>
@@ -642,9 +2203,30 @@
         <w:tc>
           <w:tcPr>
             <w:tcW w:type="dxa" w:w="5159"/>
+            <w:tcMar>
+              <w:top w:w="100" w:type="dxa"/>
+              <w:start w:w="100" w:type="dxa"/>
+              <w:bottom w:w="100" w:type="dxa"/>
+              <w:end w:w="100" w:type="dxa"/>
+            </w:tcMar>
+            <w:tcBorders>
+              <w:top w:val="single" w:sz="6" w:color="D2D9E8"/>
+              <w:bottom w:val="single" w:sz="6" w:color="D2D9E8"/>
+              <w:start w:val="single" w:sz="6" w:color="D2D9E8"/>
+              <w:end w:val="single" w:sz="6" w:color="D2D9E8"/>
+            </w:tcBorders>
           </w:tcPr>
           <w:p>
+            <w:pPr>
+              <w:spacing w:after="0" w:line="208" w:lineRule="exact"/>
+            </w:pPr>
             <w:r>
+              <w:rPr>
+                <w:rFonts w:ascii="Montserrat" w:hAnsi="Montserrat" w:eastAsia="Montserrat" w:cs="Montserrat"/>
+                <w:b w:val="0"/>
+                <w:color w:val="30343B"/>
+                <w:sz w:val="16"/>
+              </w:rPr>
               <w:t>Definir hipótese, métrica e critério</w:t>
             </w:r>
           </w:p>
@@ -652,9 +2234,30 @@
         <w:tc>
           <w:tcPr>
             <w:tcW w:type="dxa" w:w="5159"/>
+            <w:tcMar>
+              <w:top w:w="100" w:type="dxa"/>
+              <w:start w:w="100" w:type="dxa"/>
+              <w:bottom w:w="100" w:type="dxa"/>
+              <w:end w:w="100" w:type="dxa"/>
+            </w:tcMar>
+            <w:tcBorders>
+              <w:top w:val="single" w:sz="6" w:color="D2D9E8"/>
+              <w:bottom w:val="single" w:sz="6" w:color="D2D9E8"/>
+              <w:start w:val="single" w:sz="6" w:color="D2D9E8"/>
+              <w:end w:val="single" w:sz="6" w:color="D2D9E8"/>
+            </w:tcBorders>
           </w:tcPr>
           <w:p>
+            <w:pPr>
+              <w:spacing w:after="0" w:line="208" w:lineRule="exact"/>
+            </w:pPr>
             <w:r>
+              <w:rPr>
+                <w:rFonts w:ascii="Montserrat" w:hAnsi="Montserrat" w:eastAsia="Montserrat" w:cs="Montserrat"/>
+                <w:b w:val="0"/>
+                <w:color w:val="30343B"/>
+                <w:sz w:val="16"/>
+              </w:rPr>
               <w:t>Ainda não executado</w:t>
             </w:r>
           </w:p>
@@ -662,25 +2265,73 @@
       </w:tr>
     </w:tbl>
     <w:p>
+      <w:pPr>
+        <w:spacing w:before="0" w:after="140" w:line="256" w:lineRule="exact"/>
+      </w:pPr>
+      <w:r/>
       <w:r>
+        <w:rPr>
+          <w:rFonts w:ascii="Montserrat" w:hAnsi="Montserrat" w:eastAsia="Montserrat" w:cs="Montserrat"/>
+          <w:b w:val="0"/>
+          <w:color w:val="30343B"/>
+          <w:sz w:val="19"/>
+        </w:rPr>
+      </w:r>
+    </w:p>
+    <w:p>
+      <w:pPr>
+        <w:spacing w:before="0" w:after="0" w:line="208" w:lineRule="exact"/>
+      </w:pPr>
+      <w:r/>
+      <w:r>
+        <w:rPr>
+          <w:rFonts w:ascii="Montserrat" w:hAnsi="Montserrat" w:eastAsia="Montserrat" w:cs="Montserrat"/>
+          <w:b w:val="0"/>
+          <w:color w:val="30343B"/>
+          <w:sz w:val="16"/>
+        </w:rPr>
         <w:t>Fontes: FIC-01</w:t>
       </w:r>
     </w:p>
     <w:p>
       <w:pPr>
+        <w:spacing w:before="0" w:after="160" w:line="256" w:lineRule="exact"/>
+      </w:pPr>
+      <w:r/>
+      <w:r>
+        <w:rPr>
+          <w:rFonts w:ascii="Montserrat" w:hAnsi="Montserrat" w:eastAsia="Montserrat" w:cs="Montserrat"/>
+          <w:b w:val="0"/>
+          <w:color w:val="30343B"/>
+          <w:sz w:val="19"/>
+        </w:rPr>
+      </w:r>
+    </w:p>
+    <w:p>
+      <w:pPr>
         <w:pStyle w:val="Heading1"/>
+        <w:spacing w:before="200" w:after="140" w:line="264" w:lineRule="exact"/>
         <w:shd w:fill="102661"/>
       </w:pPr>
       <w:r>
         <w:rPr>
+          <w:caps/>
           <w:color w:val="FFFFFF"/>
+        </w:rPr>
+      </w:r>
+      <w:r>
+        <w:rPr>
+          <w:rFonts w:ascii="Montserrat" w:hAnsi="Montserrat" w:eastAsia="Montserrat" w:cs="Montserrat"/>
+          <w:b/>
+          <w:caps/>
+          <w:color w:val="FFFFFF"/>
+          <w:sz w:val="22"/>
         </w:rPr>
         <w:t>Conclusão e próximos passos</w:t>
       </w:r>
     </w:p>
     <w:tbl>
       <w:tblPr>
-        <w:tblStyle w:val="TableGrid"/>
         <w:tblW w:type="auto" w:w="0"/>
         <w:tblLook w:firstColumn="1" w:firstRow="1" w:lastColumn="0" w:lastRow="0" w:noHBand="0" w:noVBand="1" w:val="04A0"/>
       </w:tblPr>
@@ -691,10 +2342,29 @@
         <w:tc>
           <w:tcPr>
             <w:tcW w:type="dxa" w:w="15478"/>
-            <w:shd w:fill="F3F5FA"/>
+            <w:shd w:fill="102661"/>
+            <w:tcBorders>
+              <w:start w:val="single" w:sz="24" w:color="4C73D1"/>
+            </w:tcBorders>
+            <w:tcMar>
+              <w:top w:w="160" w:type="dxa"/>
+              <w:start w:w="180" w:type="dxa"/>
+              <w:bottom w:w="160" w:type="dxa"/>
+              <w:end w:w="180" w:type="dxa"/>
+            </w:tcMar>
           </w:tcPr>
           <w:p>
+            <w:pPr>
+              <w:spacing w:before="0" w:after="0" w:line="256" w:lineRule="exact"/>
+            </w:pPr>
+            <w:r/>
             <w:r>
+              <w:rPr>
+                <w:rFonts w:ascii="Montserrat" w:hAnsi="Montserrat" w:eastAsia="Montserrat" w:cs="Montserrat"/>
+                <w:b w:val="0"/>
+                <w:color w:val="FFFFFF"/>
+                <w:sz w:val="19"/>
+              </w:rPr>
               <w:t>Recomendação metodológica: medir volumes e causas reais antes de assumir eficácia ou iniciar construção. Nenhuma decisão real foi tomada nesta amostra.</w:t>
             </w:r>
           </w:p>
@@ -702,14 +2372,39 @@
       </w:tr>
     </w:tbl>
     <w:p>
+      <w:pPr>
+        <w:spacing w:before="0" w:after="0" w:line="208" w:lineRule="exact"/>
+      </w:pPr>
+      <w:r/>
       <w:r>
+        <w:rPr>
+          <w:rFonts w:ascii="Montserrat" w:hAnsi="Montserrat" w:eastAsia="Montserrat" w:cs="Montserrat"/>
+          <w:b w:val="0"/>
+          <w:color w:val="30343B"/>
+          <w:sz w:val="16"/>
+        </w:rPr>
         <w:t>Fontes: FIC-01</w:t>
+      </w:r>
+    </w:p>
+    <w:p>
+      <w:pPr>
+        <w:spacing w:before="0" w:after="0" w:line="216" w:lineRule="exact"/>
+      </w:pPr>
+      <w:r/>
+      <w:r>
+        <w:rPr>
+          <w:rFonts w:ascii="Montserrat" w:hAnsi="Montserrat" w:eastAsia="Montserrat" w:cs="Montserrat"/>
+          <w:b/>
+          <w:color w:val="193C8E"/>
+          <w:sz w:val="18"/>
+        </w:rPr>
+        <w:t>Próximos passos rastreáveis</w:t>
       </w:r>
     </w:p>
     <w:tbl>
       <w:tblPr>
-        <w:tblStyle w:val="TableGrid"/>
         <w:tblW w:type="auto" w:w="0"/>
+        <w:tblLayout w:type="fixed"/>
         <w:tblLook w:firstColumn="1" w:firstRow="1" w:lastColumn="0" w:lastRow="0" w:noHBand="0" w:noVBand="1" w:val="04A0"/>
       </w:tblPr>
       <w:tblGrid>
@@ -718,14 +2413,51 @@
         <w:gridCol w:w="5159"/>
       </w:tblGrid>
       <w:tr>
+        <w:trPr>
+          <w:trHeight w:hRule="atLeast"/>
+        </w:trPr>
         <w:tc>
           <w:tcPr>
             <w:tcW w:type="dxa" w:w="5159"/>
             <w:shd w:fill="E8EEFB"/>
+            <w:tcMar>
+              <w:top w:w="140" w:type="dxa"/>
+              <w:start w:w="180" w:type="dxa"/>
+              <w:bottom w:w="140" w:type="dxa"/>
+              <w:end w:w="180" w:type="dxa"/>
+            </w:tcMar>
+            <w:tcBorders>
+              <w:start w:val="single" w:sz="24" w:color="4C73D1"/>
+            </w:tcBorders>
           </w:tcPr>
           <w:p>
+            <w:pPr>
+              <w:spacing w:before="0" w:after="0" w:line="216" w:lineRule="exact"/>
+            </w:pPr>
+            <w:r/>
             <w:r>
-              <w:t>Medir: Levantar frequência de devoluções e campos faltantes.</w:t>
+              <w:rPr>
+                <w:rFonts w:ascii="Montserrat" w:hAnsi="Montserrat" w:eastAsia="Montserrat" w:cs="Montserrat"/>
+                <w:b/>
+                <w:color w:val="193C8E"/>
+                <w:sz w:val="18"/>
+              </w:rPr>
+              <w:t>MEDIR</w:t>
+            </w:r>
+          </w:p>
+          <w:p>
+            <w:pPr>
+              <w:spacing w:before="0" w:after="0" w:line="256" w:lineRule="exact"/>
+            </w:pPr>
+            <w:r/>
+            <w:r>
+              <w:rPr>
+                <w:rFonts w:ascii="Montserrat" w:hAnsi="Montserrat" w:eastAsia="Montserrat" w:cs="Montserrat"/>
+                <w:b w:val="0"/>
+                <w:color w:val="30343B"/>
+                <w:sz w:val="19"/>
+              </w:rPr>
+              <w:t>Levantar frequência de devoluções e campos faltantes.</w:t>
             </w:r>
           </w:p>
         </w:tc>
@@ -733,10 +2465,44 @@
           <w:tcPr>
             <w:tcW w:type="dxa" w:w="5159"/>
             <w:shd w:fill="E8EEFB"/>
+            <w:tcMar>
+              <w:top w:w="140" w:type="dxa"/>
+              <w:start w:w="180" w:type="dxa"/>
+              <w:bottom w:w="140" w:type="dxa"/>
+              <w:end w:w="180" w:type="dxa"/>
+            </w:tcMar>
+            <w:tcBorders>
+              <w:start w:val="single" w:sz="24" w:color="4C73D1"/>
+            </w:tcBorders>
           </w:tcPr>
           <w:p>
+            <w:pPr>
+              <w:spacing w:before="0" w:after="0" w:line="216" w:lineRule="exact"/>
+            </w:pPr>
+            <w:r/>
             <w:r>
-              <w:t>Testar: Desenhar experimento do formulário guiado com KPI prévio.</w:t>
+              <w:rPr>
+                <w:rFonts w:ascii="Montserrat" w:hAnsi="Montserrat" w:eastAsia="Montserrat" w:cs="Montserrat"/>
+                <w:b/>
+                <w:color w:val="193C8E"/>
+                <w:sz w:val="18"/>
+              </w:rPr>
+              <w:t>TESTAR</w:t>
+            </w:r>
+          </w:p>
+          <w:p>
+            <w:pPr>
+              <w:spacing w:before="0" w:after="0" w:line="256" w:lineRule="exact"/>
+            </w:pPr>
+            <w:r/>
+            <w:r>
+              <w:rPr>
+                <w:rFonts w:ascii="Montserrat" w:hAnsi="Montserrat" w:eastAsia="Montserrat" w:cs="Montserrat"/>
+                <w:b w:val="0"/>
+                <w:color w:val="30343B"/>
+                <w:sz w:val="19"/>
+              </w:rPr>
+              <w:t>Desenhar experimento do formulário guiado com KPI prévio.</w:t>
             </w:r>
           </w:p>
         </w:tc>
@@ -744,95 +2510,146 @@
           <w:tcPr>
             <w:tcW w:type="dxa" w:w="5159"/>
             <w:shd w:fill="E8F4EE"/>
+            <w:tcMar>
+              <w:top w:w="140" w:type="dxa"/>
+              <w:start w:w="180" w:type="dxa"/>
+              <w:bottom w:w="140" w:type="dxa"/>
+              <w:end w:w="180" w:type="dxa"/>
+            </w:tcMar>
+            <w:tcBorders>
+              <w:start w:val="single" w:sz="24" w:color="3F9270"/>
+            </w:tcBorders>
           </w:tcPr>
           <w:p>
+            <w:pPr>
+              <w:spacing w:before="0" w:after="0" w:line="216" w:lineRule="exact"/>
+            </w:pPr>
+            <w:r/>
             <w:r>
-              <w:t>Decidir: Revisar a prioridade após evidência observada.</w:t>
+              <w:rPr>
+                <w:rFonts w:ascii="Montserrat" w:hAnsi="Montserrat" w:eastAsia="Montserrat" w:cs="Montserrat"/>
+                <w:b/>
+                <w:color w:val="193C8E"/>
+                <w:sz w:val="18"/>
+              </w:rPr>
+              <w:t>DECIDIR</w:t>
+            </w:r>
+          </w:p>
+          <w:p>
+            <w:pPr>
+              <w:spacing w:before="0" w:after="0" w:line="256" w:lineRule="exact"/>
+            </w:pPr>
+            <w:r/>
+            <w:r>
+              <w:rPr>
+                <w:rFonts w:ascii="Montserrat" w:hAnsi="Montserrat" w:eastAsia="Montserrat" w:cs="Montserrat"/>
+                <w:b w:val="0"/>
+                <w:color w:val="30343B"/>
+                <w:sz w:val="19"/>
+              </w:rPr>
+              <w:t>Revisar a prioridade após evidência observada.</w:t>
             </w:r>
           </w:p>
         </w:tc>
       </w:tr>
     </w:tbl>
     <w:p>
+      <w:pPr>
+        <w:spacing w:before="0" w:after="120" w:line="256" w:lineRule="exact"/>
+      </w:pPr>
+      <w:r/>
       <w:r>
+        <w:rPr>
+          <w:rFonts w:ascii="Montserrat" w:hAnsi="Montserrat" w:eastAsia="Montserrat" w:cs="Montserrat"/>
+          <w:b w:val="0"/>
+          <w:color w:val="30343B"/>
+          <w:sz w:val="19"/>
+        </w:rPr>
+      </w:r>
+    </w:p>
+    <w:p>
+      <w:pPr>
+        <w:spacing w:before="0" w:after="0" w:line="208" w:lineRule="exact"/>
+      </w:pPr>
+      <w:r/>
+      <w:r>
+        <w:rPr>
+          <w:rFonts w:ascii="Montserrat" w:hAnsi="Montserrat" w:eastAsia="Montserrat" w:cs="Montserrat"/>
+          <w:b w:val="0"/>
+          <w:color w:val="30343B"/>
+          <w:sz w:val="16"/>
+        </w:rPr>
         <w:t>Fontes: FIC-01</w:t>
       </w:r>
     </w:p>
     <w:p>
       <w:pPr>
+        <w:spacing w:before="0" w:after="160" w:line="256" w:lineRule="exact"/>
+      </w:pPr>
+      <w:r/>
+      <w:r>
+        <w:rPr>
+          <w:rFonts w:ascii="Montserrat" w:hAnsi="Montserrat" w:eastAsia="Montserrat" w:cs="Montserrat"/>
+          <w:b w:val="0"/>
+          <w:color w:val="30343B"/>
+          <w:sz w:val="19"/>
+        </w:rPr>
+      </w:r>
+    </w:p>
+    <w:p>
+      <w:pPr>
         <w:pStyle w:val="Heading1"/>
+        <w:spacing w:before="0" w:after="0" w:line="312" w:lineRule="exact"/>
       </w:pPr>
+      <w:r/>
       <w:r>
+        <w:rPr>
+          <w:rFonts w:ascii="Montserrat" w:hAnsi="Montserrat" w:eastAsia="Montserrat" w:cs="Montserrat"/>
+          <w:b/>
+          <w:color w:val="193C8E"/>
+          <w:sz w:val="26"/>
+        </w:rPr>
         <w:t>Fontes</w:t>
       </w:r>
     </w:p>
     <w:p>
+      <w:pPr>
+        <w:spacing w:before="0" w:after="0" w:line="208" w:lineRule="exact"/>
+      </w:pPr>
+      <w:r/>
       <w:r>
+        <w:rPr>
+          <w:rFonts w:ascii="Montserrat" w:hAnsi="Montserrat" w:eastAsia="Montserrat" w:cs="Montserrat"/>
+          <w:b w:val="0"/>
+          <w:color w:val="30343B"/>
+          <w:sz w:val="16"/>
+        </w:rPr>
         <w:t>FIC-01: ata-simulada-5c exemplo fictício, sem coleta real</w:t>
       </w:r>
     </w:p>
     <w:p>
+      <w:pPr>
+        <w:spacing w:before="0" w:after="0" w:line="208" w:lineRule="exact"/>
+      </w:pPr>
+      <w:r/>
       <w:r>
+        <w:rPr>
+          <w:rFonts w:ascii="Montserrat" w:hAnsi="Montserrat" w:eastAsia="Montserrat" w:cs="Montserrat"/>
+          <w:b w:val="0"/>
+          <w:color w:val="30343B"/>
+          <w:sz w:val="16"/>
+        </w:rPr>
         <w:t>FIC-02: planilha-simulada exemplo fictício, sem dados reais</w:t>
       </w:r>
     </w:p>
     <w:sectPr>
-      <w:headerReference w:type="default" r:id="rId9"/>
       <w:pgSz w:w="16838" w:h="11906"/>
-      <w:pgMar w:top="680" w:right="680" w:bottom="680" w:left="680" w:header="720" w:footer="720" w:gutter="0"/>
+      <w:pgMar w:top="680" w:right="680" w:bottom="680" w:left="680" w:header="113" w:footer="283" w:gutter="0"/>
       <w:cols w:space="720"/>
       <w:docGrid w:linePitch="360"/>
     </w:sectPr>
   </w:body>
 </w:document>
-</file>
-
-<file path=word/header1.xml><?xml version="1.0" encoding="utf-8"?>
-<w:hdr xmlns:m="http://schemas.openxmlformats.org/officeDocument/2006/math" xmlns:mc="http://schemas.openxmlformats.org/markup-compatibility/2006" xmlns:mo="http://schemas.microsoft.com/office/mac/office/2008/main" xmlns:mv="urn:schemas-microsoft-com:mac:vml" xmlns:o="urn:schemas-microsoft-com:office:office" xmlns:r="http://schemas.openxmlformats.org/officeDocument/2006/relationships" xmlns:v="urn:schemas-microsoft-com:vml" xmlns:w10="urn:schemas-microsoft-com:office:word" xmlns:w14="http://schemas.microsoft.com/office/word/2010/wordml" xmlns:w="http://schemas.openxmlformats.org/wordprocessingml/2006/main" xmlns:wne="http://schemas.microsoft.com/office/word/2006/wordml" xmlns:wp14="http://schemas.microsoft.com/office/word/2010/wordprocessingDrawing" xmlns:wp="http://schemas.openxmlformats.org/drawingml/2006/wordprocessingDrawing" xmlns:wpc="http://schemas.microsoft.com/office/word/2010/wordprocessingCanvas" xmlns:wpg="http://schemas.microsoft.com/office/word/2010/wordprocessingGroup" xmlns:wpi="http://schemas.microsoft.com/office/word/2010/wordprocessingInk" xmlns:wps="http://schemas.microsoft.com/office/word/2010/wordprocessingShape" mc:Ignorable="w14 wp14">
-  <w:p>
-    <w:pPr>
-      <w:pStyle w:val="Header"/>
-      <w:jc w:val="right"/>
-    </w:pPr>
-    <w:r>
-      <w:t xml:space="preserve">RELATÓRIO 4D    </w:t>
-    </w:r>
-    <w:r>
-      <w:drawing>
-        <wp:inline xmlns:a="http://schemas.openxmlformats.org/drawingml/2006/main" xmlns:pic="http://schemas.openxmlformats.org/drawingml/2006/picture">
-          <wp:extent cx="1152000" cy="431878"/>
-          <wp:docPr id="1" name="Picture 1"/>
-          <wp:cNvGraphicFramePr>
-            <a:graphicFrameLocks noChangeAspect="1"/>
-          </wp:cNvGraphicFramePr>
-          <a:graphic>
-            <a:graphicData uri="http://schemas.openxmlformats.org/drawingml/2006/picture">
-              <pic:pic>
-                <pic:nvPicPr>
-                  <pic:cNvPr id="0" name="logo_ccee.png"/>
-                  <pic:cNvPicPr/>
-                </pic:nvPicPr>
-                <pic:blipFill>
-                  <a:blip r:embed="rId1"/>
-                  <a:stretch>
-                    <a:fillRect/>
-                  </a:stretch>
-                </pic:blipFill>
-                <pic:spPr>
-                  <a:xfrm>
-                    <a:off x="0" y="0"/>
-                    <a:ext cx="1152000" cy="431878"/>
-                  </a:xfrm>
-                  <a:prstGeom prst="rect"/>
-                </pic:spPr>
-              </pic:pic>
-            </a:graphicData>
-          </a:graphic>
-        </wp:inline>
-      </w:drawing>
-    </w:r>
-  </w:p>
-</w:hdr>
 </file>
 
 <file path=word/numbering.xml><?xml version="1.0" encoding="utf-8"?>
@@ -1198,6 +3015,9 @@
     <w:name w:val="Normal"/>
     <w:qFormat/>
     <w:rsid w:val="00FC693F"/>
+    <w:pPr>
+      <w:spacing w:after="0" w:line="256" w:lineRule="exact"/>
+    </w:pPr>
     <w:rPr>
       <w:rFonts w:ascii="Montserrat" w:hAnsi="Montserrat"/>
       <w:sz w:val="19"/>
@@ -1266,7 +3086,7 @@
       <w:b/>
       <w:bCs/>
       <w:color w:val="193C8E"/>
-      <w:sz w:val="28"/>
+      <w:sz w:val="22"/>
       <w:szCs w:val="28"/>
     </w:rPr>
   </w:style>
@@ -1552,10 +3372,11 @@
     </w:pPr>
     <w:rPr>
       <w:rFonts w:asciiTheme="majorHAnsi" w:eastAsiaTheme="majorEastAsia" w:hAnsiTheme="majorHAnsi" w:cstheme="majorBidi" w:ascii="Montserrat" w:hAnsi="Montserrat"/>
+      <w:b/>
       <w:color w:val="193C8E"/>
       <w:spacing w:val="5"/>
       <w:kern w:val="28"/>
-      <w:sz w:val="52"/>
+      <w:sz w:val="60"/>
       <w:szCs w:val="52"/>
     </w:rPr>
   </w:style>

--- a/_SAMPLES_ENTREGAVEIS/four_d_report/sample-four-d-report-v1.0.0.docx
+++ b/_SAMPLES_ENTREGAVEIS/four_d_report/sample-four-d-report-v1.0.0.docx
@@ -1633,6 +1633,11 @@
       </w:r>
     </w:p>
     <w:p>
+      <w:r>
+        <w:br w:type="page"/>
+      </w:r>
+    </w:p>
+    <w:p>
       <w:pPr>
         <w:pStyle w:val="Heading1"/>
         <w:spacing w:before="200" w:after="140" w:line="264" w:lineRule="exact"/>

--- a/_SAMPLES_ENTREGAVEIS/four_d_report/sample-four-d-report-v1.0.0.docx
+++ b/_SAMPLES_ENTREGAVEIS/four_d_report/sample-four-d-report-v1.0.0.docx
@@ -7,7 +7,7 @@
         <w:tabs>
           <w:tab w:pos="15478" w:val="right"/>
         </w:tabs>
-        <w:spacing w:line="560" w:lineRule="exact"/>
+        <w:spacing w:line="720" w:lineRule="exact"/>
         <w:pBdr>
           <w:bottom w:val="single" w:sz="12" w:color="193C8E"/>
         </w:pBdr>
@@ -60,7 +60,7 @@
     <w:p>
       <w:pPr>
         <w:pStyle w:val="Title"/>
-        <w:spacing w:before="160" w:after="120"/>
+        <w:spacing w:before="0" w:after="120"/>
       </w:pPr>
       <w:r>
         <w:rPr>

--- a/_SAMPLES_ENTREGAVEIS/four_d_report/sample-four-d-report-v1.0.0.docx
+++ b/_SAMPLES_ENTREGAVEIS/four_d_report/sample-four-d-report-v1.0.0.docx
@@ -105,6 +105,9 @@
     <w:p>
       <w:pPr>
         <w:pStyle w:val="Heading1"/>
+        <w:tabs>
+          <w:tab w:pos="240" w:val="left"/>
+        </w:tabs>
         <w:spacing w:before="200" w:after="140" w:line="264" w:lineRule="exact"/>
         <w:shd w:fill="102661"/>
       </w:pPr>
@@ -113,6 +116,7 @@
           <w:caps/>
           <w:color w:val="FFFFFF"/>
         </w:rPr>
+        <w:tab/>
       </w:r>
       <w:r>
         <w:rPr>
@@ -394,6 +398,9 @@
     <w:p>
       <w:pPr>
         <w:pStyle w:val="Heading1"/>
+        <w:tabs>
+          <w:tab w:pos="240" w:val="left"/>
+        </w:tabs>
         <w:spacing w:before="200" w:after="140" w:line="264" w:lineRule="exact"/>
         <w:shd w:fill="102661"/>
       </w:pPr>
@@ -402,6 +409,7 @@
           <w:caps/>
           <w:color w:val="FFFFFF"/>
         </w:rPr>
+        <w:tab/>
       </w:r>
       <w:r>
         <w:rPr>
@@ -823,6 +831,9 @@
     <w:p>
       <w:pPr>
         <w:pStyle w:val="Heading1"/>
+        <w:tabs>
+          <w:tab w:pos="240" w:val="left"/>
+        </w:tabs>
         <w:spacing w:before="200" w:after="140" w:line="264" w:lineRule="exact"/>
         <w:shd w:fill="102661"/>
       </w:pPr>
@@ -831,6 +842,7 @@
           <w:caps/>
           <w:color w:val="FFFFFF"/>
         </w:rPr>
+        <w:tab/>
       </w:r>
       <w:r>
         <w:rPr>
@@ -1206,6 +1218,9 @@
     <w:p>
       <w:pPr>
         <w:pStyle w:val="Heading1"/>
+        <w:tabs>
+          <w:tab w:pos="240" w:val="left"/>
+        </w:tabs>
         <w:spacing w:before="200" w:after="140" w:line="264" w:lineRule="exact"/>
         <w:shd w:fill="102661"/>
       </w:pPr>
@@ -1214,6 +1229,7 @@
           <w:caps/>
           <w:color w:val="FFFFFF"/>
         </w:rPr>
+        <w:tab/>
       </w:r>
       <w:r>
         <w:rPr>
@@ -1640,6 +1656,9 @@
     <w:p>
       <w:pPr>
         <w:pStyle w:val="Heading1"/>
+        <w:tabs>
+          <w:tab w:pos="240" w:val="left"/>
+        </w:tabs>
         <w:spacing w:before="200" w:after="140" w:line="264" w:lineRule="exact"/>
         <w:shd w:fill="102661"/>
       </w:pPr>
@@ -1648,6 +1667,7 @@
           <w:caps/>
           <w:color w:val="FFFFFF"/>
         </w:rPr>
+        <w:tab/>
       </w:r>
       <w:r>
         <w:rPr>
@@ -2315,6 +2335,9 @@
     <w:p>
       <w:pPr>
         <w:pStyle w:val="Heading1"/>
+        <w:tabs>
+          <w:tab w:pos="240" w:val="left"/>
+        </w:tabs>
         <w:spacing w:before="200" w:after="140" w:line="264" w:lineRule="exact"/>
         <w:shd w:fill="102661"/>
       </w:pPr>
@@ -2323,6 +2346,7 @@
           <w:caps/>
           <w:color w:val="FFFFFF"/>
         </w:rPr>
+        <w:tab/>
       </w:r>
       <w:r>
         <w:rPr>

--- a/_SAMPLES_ENTREGAVEIS/four_d_report/sample-four-d-report-v1.0.0.docx
+++ b/_SAMPLES_ENTREGAVEIS/four_d_report/sample-four-d-report-v1.0.0.docx
@@ -110,6 +110,10 @@
         </w:tabs>
         <w:spacing w:before="200" w:after="140" w:line="264" w:lineRule="exact"/>
         <w:shd w:fill="102661"/>
+        <w:pBdr>
+          <w:top w:val="single" w:sz="72" w:color="102661" w:space="0"/>
+          <w:bottom w:val="single" w:sz="72" w:color="102661" w:space="0"/>
+        </w:pBdr>
       </w:pPr>
       <w:r>
         <w:rPr>
@@ -383,17 +387,8 @@
     </w:p>
     <w:p>
       <w:pPr>
-        <w:spacing w:before="0" w:after="160" w:line="256" w:lineRule="exact"/>
+        <w:spacing w:line="20" w:lineRule="exact" w:after="180"/>
       </w:pPr>
-      <w:r/>
-      <w:r>
-        <w:rPr>
-          <w:rFonts w:ascii="Montserrat" w:hAnsi="Montserrat" w:eastAsia="Montserrat" w:cs="Montserrat"/>
-          <w:b w:val="0"/>
-          <w:color w:val="30343B"/>
-          <w:sz w:val="19"/>
-        </w:rPr>
-      </w:r>
     </w:p>
     <w:p>
       <w:pPr>
@@ -403,6 +398,10 @@
         </w:tabs>
         <w:spacing w:before="200" w:after="140" w:line="264" w:lineRule="exact"/>
         <w:shd w:fill="102661"/>
+        <w:pBdr>
+          <w:top w:val="single" w:sz="72" w:color="102661" w:space="0"/>
+          <w:bottom w:val="single" w:sz="72" w:color="102661" w:space="0"/>
+        </w:pBdr>
       </w:pPr>
       <w:r>
         <w:rPr>
@@ -816,17 +815,14 @@
     </w:p>
     <w:p>
       <w:pPr>
-        <w:spacing w:before="0" w:after="160" w:line="256" w:lineRule="exact"/>
+        <w:spacing w:line="20" w:lineRule="exact" w:after="180"/>
       </w:pPr>
-      <w:r/>
-      <w:r>
-        <w:rPr>
-          <w:rFonts w:ascii="Montserrat" w:hAnsi="Montserrat" w:eastAsia="Montserrat" w:cs="Montserrat"/>
-          <w:b w:val="0"/>
-          <w:color w:val="30343B"/>
-          <w:sz w:val="19"/>
-        </w:rPr>
-      </w:r>
+    </w:p>
+    <w:p>
+      <w:pPr>
+        <w:pageBreakBefore/>
+        <w:spacing w:line="480" w:lineRule="exact"/>
+      </w:pPr>
     </w:p>
     <w:p>
       <w:pPr>
@@ -836,6 +832,10 @@
         </w:tabs>
         <w:spacing w:before="200" w:after="140" w:line="264" w:lineRule="exact"/>
         <w:shd w:fill="102661"/>
+        <w:pBdr>
+          <w:top w:val="single" w:sz="72" w:color="102661" w:space="0"/>
+          <w:bottom w:val="single" w:sz="72" w:color="102661" w:space="0"/>
+        </w:pBdr>
       </w:pPr>
       <w:r>
         <w:rPr>
@@ -1203,17 +1203,8 @@
     </w:p>
     <w:p>
       <w:pPr>
-        <w:spacing w:before="0" w:after="160" w:line="256" w:lineRule="exact"/>
+        <w:spacing w:line="20" w:lineRule="exact" w:after="180"/>
       </w:pPr>
-      <w:r/>
-      <w:r>
-        <w:rPr>
-          <w:rFonts w:ascii="Montserrat" w:hAnsi="Montserrat" w:eastAsia="Montserrat" w:cs="Montserrat"/>
-          <w:b w:val="0"/>
-          <w:color w:val="30343B"/>
-          <w:sz w:val="19"/>
-        </w:rPr>
-      </w:r>
     </w:p>
     <w:p>
       <w:pPr>
@@ -1223,6 +1214,10 @@
         </w:tabs>
         <w:spacing w:before="200" w:after="140" w:line="264" w:lineRule="exact"/>
         <w:shd w:fill="102661"/>
+        <w:pBdr>
+          <w:top w:val="single" w:sz="72" w:color="102661" w:space="0"/>
+          <w:bottom w:val="single" w:sz="72" w:color="102661" w:space="0"/>
+        </w:pBdr>
       </w:pPr>
       <w:r>
         <w:rPr>
@@ -1636,17 +1631,8 @@
     </w:p>
     <w:p>
       <w:pPr>
-        <w:spacing w:before="0" w:after="160" w:line="256" w:lineRule="exact"/>
+        <w:spacing w:line="20" w:lineRule="exact" w:after="180"/>
       </w:pPr>
-      <w:r/>
-      <w:r>
-        <w:rPr>
-          <w:rFonts w:ascii="Montserrat" w:hAnsi="Montserrat" w:eastAsia="Montserrat" w:cs="Montserrat"/>
-          <w:b w:val="0"/>
-          <w:color w:val="30343B"/>
-          <w:sz w:val="19"/>
-        </w:rPr>
-      </w:r>
     </w:p>
     <w:p>
       <w:r>
@@ -1661,6 +1647,10 @@
         </w:tabs>
         <w:spacing w:before="200" w:after="140" w:line="264" w:lineRule="exact"/>
         <w:shd w:fill="102661"/>
+        <w:pBdr>
+          <w:top w:val="single" w:sz="72" w:color="102661" w:space="0"/>
+          <w:bottom w:val="single" w:sz="72" w:color="102661" w:space="0"/>
+        </w:pBdr>
       </w:pPr>
       <w:r>
         <w:rPr>
@@ -2320,17 +2310,8 @@
     </w:p>
     <w:p>
       <w:pPr>
-        <w:spacing w:before="0" w:after="160" w:line="256" w:lineRule="exact"/>
+        <w:spacing w:line="20" w:lineRule="exact" w:after="180"/>
       </w:pPr>
-      <w:r/>
-      <w:r>
-        <w:rPr>
-          <w:rFonts w:ascii="Montserrat" w:hAnsi="Montserrat" w:eastAsia="Montserrat" w:cs="Montserrat"/>
-          <w:b w:val="0"/>
-          <w:color w:val="30343B"/>
-          <w:sz w:val="19"/>
-        </w:rPr>
-      </w:r>
     </w:p>
     <w:p>
       <w:pPr>
@@ -2340,6 +2321,10 @@
         </w:tabs>
         <w:spacing w:before="200" w:after="140" w:line="264" w:lineRule="exact"/>
         <w:shd w:fill="102661"/>
+        <w:pBdr>
+          <w:top w:val="single" w:sz="72" w:color="102661" w:space="0"/>
+          <w:bottom w:val="single" w:sz="72" w:color="102661" w:space="0"/>
+        </w:pBdr>
       </w:pPr>
       <w:r>
         <w:rPr>
@@ -2613,17 +2598,8 @@
     </w:p>
     <w:p>
       <w:pPr>
-        <w:spacing w:before="0" w:after="160" w:line="256" w:lineRule="exact"/>
+        <w:spacing w:line="20" w:lineRule="exact" w:after="180"/>
       </w:pPr>
-      <w:r/>
-      <w:r>
-        <w:rPr>
-          <w:rFonts w:ascii="Montserrat" w:hAnsi="Montserrat" w:eastAsia="Montserrat" w:cs="Montserrat"/>
-          <w:b w:val="0"/>
-          <w:color w:val="30343B"/>
-          <w:sz w:val="19"/>
-        </w:rPr>
-      </w:r>
     </w:p>
     <w:p>
       <w:pPr>
